--- a/svoyo-delo/대본/3부/10화_Banya.docx
+++ b/svoyo-delo/대본/3부/10화_Banya.docx
@@ -143,7 +143,7 @@
         <w:t xml:space="preserve"> </w:t>
       </w:r>
       <w:r>
-        <w:t xml:space="preserve">- 규칙: 지문 없음. 전 화 100% 「화자명: 대사」. 1턴 15단어 이내 + 긴 턴 10~15회(25~35단어). 문법 초점(B2): 간접 의문 ли(ныряет ли тот сразу; знать, скажешь ли), 가정법(Я бы не продал бабушке…), 부동사·명령(Раздевайся. Ныряй первым).</w:t>
+        <w:t xml:space="preserve">- 규칙: 지문 없음. 전 화 100% 「화자명: 대사」. 1턴 20단어 이내 + 긴 턴 10~15회(30~50단어). 문법 초점(B2): 간접 의문 ли(ныряет ли тот сразу; знать, скажешь ли), 가정법(Я бы не продал бабушке…), 부동사·명령(Раздевайся. Ныряй первым).</w:t>
       </w:r>
       <w:r>
         <w:t xml:space="preserve"> </w:t>
@@ -871,119 +871,119 @@
         <w:pStyle w:val="FirstParagraph"/>
       </w:pPr>
       <w:r>
-        <w:t xml:space="preserve">ZAYTSEV: Я остаюсь в машине. Если понадобится — звоните. Если не понадобится — тоже звоните. В шесть.</w:t>
-      </w:r>
-    </w:p>
-    <w:p>
-      <w:pPr>
-        <w:pStyle w:val="BodyText"/>
-      </w:pPr>
-      <w:r>
-        <w:t xml:space="preserve">ALEKSEY: Артём, вы думаете, мне понадобится юрист в бане?</w:t>
-      </w:r>
-    </w:p>
-    <w:p>
-      <w:pPr>
-        <w:pStyle w:val="BodyText"/>
-      </w:pPr>
-      <w:r>
-        <w:t xml:space="preserve">ZAYTSEV: Я думаю, в бане юрист не нужен никому. Поэтому там и решают всё самое важное.</w:t>
-      </w:r>
-    </w:p>
-    <w:p>
-      <w:pPr>
-        <w:pStyle w:val="BodyText"/>
-      </w:pPr>
-      <w:r>
-        <w:t xml:space="preserve">ALEKSEY: Ничего не подпишу. Обещаю. Нет. Записываю.</w:t>
-      </w:r>
-    </w:p>
-    <w:p>
-      <w:pPr>
-        <w:pStyle w:val="BodyText"/>
-      </w:pPr>
-      <w:r>
-        <w:t xml:space="preserve">ZAYTSEV: Вы стали говорить, как Миронова. Идите. Вас ждут.</w:t>
-      </w:r>
-    </w:p>
-    <w:p>
-      <w:pPr>
-        <w:pStyle w:val="BodyText"/>
-      </w:pPr>
-      <w:r>
-        <w:t xml:space="preserve">BORIS: Алексей! Заходи. Это Лев Маркович. Ты его знаешь по телефону.</w:t>
-      </w:r>
-    </w:p>
-    <w:p>
-      <w:pPr>
-        <w:pStyle w:val="BodyText"/>
-      </w:pPr>
-      <w:r>
-        <w:t xml:space="preserve">LEV: Здравствуйте, Алексей. Двадцать лет веду дела Бориса. Белова — моя лучшая ученица. Самая неудобная.</w:t>
-      </w:r>
-    </w:p>
-    <w:p>
-      <w:pPr>
-        <w:pStyle w:val="BodyText"/>
-      </w:pPr>
-      <w:r>
-        <w:t xml:space="preserve">ALEKSEY: Она говорит то же самое про вас.</w:t>
-      </w:r>
-    </w:p>
-    <w:p>
-      <w:pPr>
-        <w:pStyle w:val="BodyText"/>
-      </w:pPr>
-      <w:r>
-        <w:t xml:space="preserve">LEV: Значит, мы друг друга заслужили.</w:t>
-      </w:r>
-    </w:p>
-    <w:p>
-      <w:pPr>
-        <w:pStyle w:val="BodyText"/>
-      </w:pPr>
-      <w:r>
-        <w:t xml:space="preserve">BORIS: Правила бани. Первое — не торопиться. Второе — в парилке о деле не говорят. Говорят после.</w:t>
-      </w:r>
-    </w:p>
-    <w:p>
-      <w:pPr>
-        <w:pStyle w:val="BodyText"/>
-      </w:pPr>
-      <w:r>
-        <w:t xml:space="preserve">ALEKSEY: А о чём говорят в парилке?</w:t>
-      </w:r>
-    </w:p>
-    <w:p>
-      <w:pPr>
-        <w:pStyle w:val="BodyText"/>
-      </w:pPr>
-      <w:r>
-        <w:t xml:space="preserve">BORIS: О жизни. О людях. О том, кому можно верить. Это не дело. Это важнее дела.</w:t>
-      </w:r>
-    </w:p>
-    <w:p>
-      <w:pPr>
-        <w:pStyle w:val="BodyText"/>
-      </w:pPr>
-      <w:r>
-        <w:t xml:space="preserve">LEV: Третье правило — пить после. Не до. Борис в бане не пьёт с девяносто восьмого года.</w:t>
-      </w:r>
-    </w:p>
-    <w:p>
-      <w:pPr>
-        <w:pStyle w:val="BodyText"/>
-      </w:pPr>
-      <w:r>
-        <w:t xml:space="preserve">ALEKSEY: С девяносто восьмого? Почему?</w:t>
-      </w:r>
-    </w:p>
-    <w:p>
-      <w:pPr>
-        <w:pStyle w:val="BodyText"/>
-      </w:pPr>
-      <w:r>
-        <w:t xml:space="preserve">BORIS: Потом расскажу. Раздевайся. Веник — дубовый. Сам вязал.</w:t>
+        <w:t xml:space="preserve">ZAYTSEV: Я остаюсь в машине. Если понадобится, звоните. Если не понадобится, тоже звоните, ровно в шесть.</w:t>
+      </w:r>
+    </w:p>
+    <w:p>
+      <w:pPr>
+        <w:pStyle w:val="BodyText"/>
+      </w:pPr>
+      <w:r>
+        <w:t xml:space="preserve">ALEKSEY: Артём, вы правда думаете, что мне понадобится юрист в бане?</w:t>
+      </w:r>
+    </w:p>
+    <w:p>
+      <w:pPr>
+        <w:pStyle w:val="BodyText"/>
+      </w:pPr>
+      <w:r>
+        <w:t xml:space="preserve">ZAYTSEV: Я думаю, что в бане юрист не нужен никому. Поэтому там и решают всё самое важное.</w:t>
+      </w:r>
+    </w:p>
+    <w:p>
+      <w:pPr>
+        <w:pStyle w:val="BodyText"/>
+      </w:pPr>
+      <w:r>
+        <w:t xml:space="preserve">ALEKSEY: Я ничего там не подпишу, обещаю вам. А если скажут «нет», я просто запишу.</w:t>
+      </w:r>
+    </w:p>
+    <w:p>
+      <w:pPr>
+        <w:pStyle w:val="BodyText"/>
+      </w:pPr>
+      <w:r>
+        <w:t xml:space="preserve">ZAYTSEV: Вы стали говорить, как Миронова. Идите, вас уже ждут.</w:t>
+      </w:r>
+    </w:p>
+    <w:p>
+      <w:pPr>
+        <w:pStyle w:val="BodyText"/>
+      </w:pPr>
+      <w:r>
+        <w:t xml:space="preserve">BORIS: Алексей! Заходи. Это Лев Маркович, ты его знаешь по телефону.</w:t>
+      </w:r>
+    </w:p>
+    <w:p>
+      <w:pPr>
+        <w:pStyle w:val="BodyText"/>
+      </w:pPr>
+      <w:r>
+        <w:t xml:space="preserve">LEV: Здравствуйте, Алексей. Я двадцать лет веду дела Бориса. Белова — моя лучшая ученица и самая неудобная.</w:t>
+      </w:r>
+    </w:p>
+    <w:p>
+      <w:pPr>
+        <w:pStyle w:val="BodyText"/>
+      </w:pPr>
+      <w:r>
+        <w:t xml:space="preserve">ALEKSEY: Знаете, она говорит про вас то же самое.</w:t>
+      </w:r>
+    </w:p>
+    <w:p>
+      <w:pPr>
+        <w:pStyle w:val="BodyText"/>
+      </w:pPr>
+      <w:r>
+        <w:t xml:space="preserve">LEV: Значит, мы друг друга заслужили, и это, наверное, справедливо.</w:t>
+      </w:r>
+    </w:p>
+    <w:p>
+      <w:pPr>
+        <w:pStyle w:val="BodyText"/>
+      </w:pPr>
+      <w:r>
+        <w:t xml:space="preserve">BORIS: Правила бани. Первое — не торопиться. Второе — в парилке о деле не говорят, говорят после.</w:t>
+      </w:r>
+    </w:p>
+    <w:p>
+      <w:pPr>
+        <w:pStyle w:val="BodyText"/>
+      </w:pPr>
+      <w:r>
+        <w:t xml:space="preserve">ALEKSEY: А о чём тогда говорят в парилке?</w:t>
+      </w:r>
+    </w:p>
+    <w:p>
+      <w:pPr>
+        <w:pStyle w:val="BodyText"/>
+      </w:pPr>
+      <w:r>
+        <w:t xml:space="preserve">BORIS: О жизни, о людях, о том, кому можно верить. Это не дело, это важнее дела.</w:t>
+      </w:r>
+    </w:p>
+    <w:p>
+      <w:pPr>
+        <w:pStyle w:val="BodyText"/>
+      </w:pPr>
+      <w:r>
+        <w:t xml:space="preserve">LEV: Третье правило — пить после, а не до. Борис в бане не пьёт с девяносто восьмого года.</w:t>
+      </w:r>
+    </w:p>
+    <w:p>
+      <w:pPr>
+        <w:pStyle w:val="BodyText"/>
+      </w:pPr>
+      <w:r>
+        <w:t xml:space="preserve">ALEKSEY: С девяносто восьмого? А почему именно с того года?</w:t>
+      </w:r>
+    </w:p>
+    <w:p>
+      <w:pPr>
+        <w:pStyle w:val="BodyText"/>
+      </w:pPr>
+      <w:r>
+        <w:t xml:space="preserve">BORIS: Потом расскажу. Раздевайся. Веник дубовый, я сам его вязал.</w:t>
       </w:r>
     </w:p>
     <w:bookmarkEnd w:id="21"/>
@@ -1001,127 +1001,127 @@
         <w:pStyle w:val="FirstParagraph"/>
       </w:pPr>
       <w:r>
-        <w:t xml:space="preserve">LEV: Девяносто градусов. Алексей, вы раньше были в настоящей бане?</w:t>
-      </w:r>
-    </w:p>
-    <w:p>
-      <w:pPr>
-        <w:pStyle w:val="BodyText"/>
-      </w:pPr>
-      <w:r>
-        <w:t xml:space="preserve">ALEKSEY: В детстве. У деда в Туле. Он парил меня веником. Я плакал.</w:t>
-      </w:r>
-    </w:p>
-    <w:p>
-      <w:pPr>
-        <w:pStyle w:val="BodyText"/>
-      </w:pPr>
-      <w:r>
-        <w:t xml:space="preserve">BORIS: Все плакали. Это значит, что дед делал правильно. Ложись. Буду парить.</w:t>
-      </w:r>
-    </w:p>
-    <w:p>
-      <w:pPr>
-        <w:pStyle w:val="BodyText"/>
-      </w:pPr>
-      <w:r>
-        <w:t xml:space="preserve">ALEKSEY: Вы? Меня?</w:t>
-      </w:r>
-    </w:p>
-    <w:p>
-      <w:pPr>
-        <w:pStyle w:val="BodyText"/>
-      </w:pPr>
-      <w:r>
-        <w:t xml:space="preserve">BORIS: Я. Тебя. Это доверие, Алексей. Ты лежишь, а я с веником. Ты не видишь, что я делаю. Ты просто веришь, что я не сломаю тебе спину.</w:t>
-      </w:r>
-    </w:p>
-    <w:p>
-      <w:pPr>
-        <w:pStyle w:val="BodyText"/>
-      </w:pPr>
-      <w:r>
-        <w:t xml:space="preserve">ALEKSEY: А если сломаете?</w:t>
-      </w:r>
-    </w:p>
-    <w:p>
-      <w:pPr>
-        <w:pStyle w:val="BodyText"/>
-      </w:pPr>
-      <w:r>
-        <w:t xml:space="preserve">BORIS: Тогда ты узнаешь обо мне всё за одну секунду. Дешёвый способ узнать человека.</w:t>
-      </w:r>
-    </w:p>
-    <w:p>
-      <w:pPr>
-        <w:pStyle w:val="BodyText"/>
-      </w:pPr>
-      <w:r>
-        <w:t xml:space="preserve">LEV: Борис всегда так проверяет. Меня он парил в девяносто девятом. Я тоже плакал.</w:t>
-      </w:r>
-    </w:p>
-    <w:p>
-      <w:pPr>
-        <w:pStyle w:val="BodyText"/>
-      </w:pPr>
-      <w:r>
-        <w:t xml:space="preserve">ALEKSEY: Лев Маркович, а что было в девяносто восьмом? Борис Игоревич сказал: «потом».</w:t>
-      </w:r>
-    </w:p>
-    <w:p>
-      <w:pPr>
-        <w:pStyle w:val="BodyText"/>
-      </w:pPr>
-      <w:r>
-        <w:t xml:space="preserve">LEV: Борис, можно?</w:t>
-      </w:r>
-    </w:p>
-    <w:p>
-      <w:pPr>
-        <w:pStyle w:val="BodyText"/>
-      </w:pPr>
-      <w:r>
-        <w:t xml:space="preserve">BORIS: Говори. Я пока поработаю веником.</w:t>
-      </w:r>
-    </w:p>
-    <w:p>
-      <w:pPr>
-        <w:pStyle w:val="BodyText"/>
-      </w:pPr>
-      <w:r>
-        <w:t xml:space="preserve">LEV: В девяносто восьмом у Бориса был партнёр. Двенадцать лет вместе. Баня каждую субботу, коньяк, все праздники вместе. В августе случился дефолт. Через неделю партнёр перевёл все деньги компании на Кипр. И уехал.</w:t>
-      </w:r>
-    </w:p>
-    <w:p>
-      <w:pPr>
-        <w:pStyle w:val="BodyText"/>
-      </w:pPr>
-      <w:r>
-        <w:t xml:space="preserve">ALEKSEY: Все деньги?</w:t>
-      </w:r>
-    </w:p>
-    <w:p>
-      <w:pPr>
-        <w:pStyle w:val="BodyText"/>
-      </w:pPr>
-      <w:r>
-        <w:t xml:space="preserve">BORIS: Все. И мои, и рабочих. Двести человек. Без зарплаты. Как у твоего отца на заводе.</w:t>
-      </w:r>
-    </w:p>
-    <w:p>
-      <w:pPr>
-        <w:pStyle w:val="BodyText"/>
-      </w:pPr>
-      <w:r>
-        <w:t xml:space="preserve">ALEKSEY: Откуда вы знаете про отца?</w:t>
-      </w:r>
-    </w:p>
-    <w:p>
-      <w:pPr>
-        <w:pStyle w:val="BodyText"/>
-      </w:pPr>
-      <w:r>
-        <w:t xml:space="preserve">BORIS: Белова рассказала. Я спросил, кто ты. Она сказала: «Сын инженера, которому платили консервами». Это я понял лучше всех цифр. Значит, ты знаешь, что такое, когда хозяин бросает своих.</w:t>
+        <w:t xml:space="preserve">LEV: Здесь девяносто градусов. Алексей, вы раньше бывали в настоящей бане?</w:t>
+      </w:r>
+    </w:p>
+    <w:p>
+      <w:pPr>
+        <w:pStyle w:val="BodyText"/>
+      </w:pPr>
+      <w:r>
+        <w:t xml:space="preserve">ALEKSEY: В детстве, у деда в Туле. Он парил меня веником, а я плакал.</w:t>
+      </w:r>
+    </w:p>
+    <w:p>
+      <w:pPr>
+        <w:pStyle w:val="BodyText"/>
+      </w:pPr>
+      <w:r>
+        <w:t xml:space="preserve">BORIS: Все плакали. Это значит, что дед делал правильно. Ложись, я буду тебя парить.</w:t>
+      </w:r>
+    </w:p>
+    <w:p>
+      <w:pPr>
+        <w:pStyle w:val="BodyText"/>
+      </w:pPr>
+      <w:r>
+        <w:t xml:space="preserve">ALEKSEY: Вы? Будете парить меня сами?</w:t>
+      </w:r>
+    </w:p>
+    <w:p>
+      <w:pPr>
+        <w:pStyle w:val="BodyText"/>
+      </w:pPr>
+      <w:r>
+        <w:t xml:space="preserve">BORIS: Я тебя. Это доверие, Алексей. Ты лежишь, а я с веником. Ты не видишь, что я делаю, и просто веришь, что я не сломаю тебе спину, хотя видишь меня второй раз в жизни.</w:t>
+      </w:r>
+    </w:p>
+    <w:p>
+      <w:pPr>
+        <w:pStyle w:val="BodyText"/>
+      </w:pPr>
+      <w:r>
+        <w:t xml:space="preserve">ALEKSEY: А если всё-таки сломаете?</w:t>
+      </w:r>
+    </w:p>
+    <w:p>
+      <w:pPr>
+        <w:pStyle w:val="BodyText"/>
+      </w:pPr>
+      <w:r>
+        <w:t xml:space="preserve">BORIS: Тогда ты узнаешь обо мне всё за одну секунду. Это самый дешёвый способ узнать человека.</w:t>
+      </w:r>
+    </w:p>
+    <w:p>
+      <w:pPr>
+        <w:pStyle w:val="BodyText"/>
+      </w:pPr>
+      <w:r>
+        <w:t xml:space="preserve">LEV: Борис всегда так проверяет людей. Меня он парил в девяносто девятом, и я тоже плакал.</w:t>
+      </w:r>
+    </w:p>
+    <w:p>
+      <w:pPr>
+        <w:pStyle w:val="BodyText"/>
+      </w:pPr>
+      <w:r>
+        <w:t xml:space="preserve">ALEKSEY: Лев Маркович, а что случилось в девяносто восьмом? Борис Игоревич сказал: «потом».</w:t>
+      </w:r>
+    </w:p>
+    <w:p>
+      <w:pPr>
+        <w:pStyle w:val="BodyText"/>
+      </w:pPr>
+      <w:r>
+        <w:t xml:space="preserve">LEV: Борис, можно мне рассказать?</w:t>
+      </w:r>
+    </w:p>
+    <w:p>
+      <w:pPr>
+        <w:pStyle w:val="BodyText"/>
+      </w:pPr>
+      <w:r>
+        <w:t xml:space="preserve">BORIS: Говори, а я пока поработаю веником.</w:t>
+      </w:r>
+    </w:p>
+    <w:p>
+      <w:pPr>
+        <w:pStyle w:val="BodyText"/>
+      </w:pPr>
+      <w:r>
+        <w:t xml:space="preserve">LEV: В девяносто восьмом у Бориса был партнёр. Двенадцать лет вместе: баня каждую субботу, коньяк, все праздники вместе. В августе случился дефолт. Через неделю партнёр перевёл все деньги компании на Кипр и уехал, даже не попрощавшись.</w:t>
+      </w:r>
+    </w:p>
+    <w:p>
+      <w:pPr>
+        <w:pStyle w:val="BodyText"/>
+      </w:pPr>
+      <w:r>
+        <w:t xml:space="preserve">ALEKSEY: Все деньги? Совсем все?</w:t>
+      </w:r>
+    </w:p>
+    <w:p>
+      <w:pPr>
+        <w:pStyle w:val="BodyText"/>
+      </w:pPr>
+      <w:r>
+        <w:t xml:space="preserve">BORIS: Все, и мои, и рабочих. Двести человек остались без зарплаты, как у твоего отца на заводе.</w:t>
+      </w:r>
+    </w:p>
+    <w:p>
+      <w:pPr>
+        <w:pStyle w:val="BodyText"/>
+      </w:pPr>
+      <w:r>
+        <w:t xml:space="preserve">ALEKSEY: Откуда вы знаете про моего отца?</w:t>
+      </w:r>
+    </w:p>
+    <w:p>
+      <w:pPr>
+        <w:pStyle w:val="BodyText"/>
+      </w:pPr>
+      <w:r>
+        <w:t xml:space="preserve">BORIS: Белова рассказала. Я спросил, кто ты, и она сказала: «Сын инженера, которому платили консервами». Это я понял лучше всех цифр. Значит, ты знаешь, что такое, когда хозяин бросает своих, и тебе не надо это объяснять.</w:t>
       </w:r>
     </w:p>
     <w:p>
@@ -1137,143 +1137,143 @@
         <w:pStyle w:val="BodyText"/>
       </w:pPr>
       <w:r>
-        <w:t xml:space="preserve">LEV: Борис за два года вернул рабочим всё. Продал квартиру. Жили здесь, на даче, зимой.</w:t>
-      </w:r>
-    </w:p>
-    <w:p>
-      <w:pPr>
-        <w:pStyle w:val="BodyText"/>
-      </w:pPr>
-      <w:r>
-        <w:t xml:space="preserve">BORIS: С тех пор я не пью в бане. Тот партнёр всегда наливал первым. Я всегда пил. Потом понял: в бане надо видеть человека трезвым. Пьяный — все хорошие.</w:t>
-      </w:r>
-    </w:p>
-    <w:p>
-      <w:pPr>
-        <w:pStyle w:val="BodyText"/>
-      </w:pPr>
-      <w:r>
-        <w:t xml:space="preserve">ALEKSEY: Значит, вы проверяете меня. Трезвым. Голым. С веником.</w:t>
-      </w:r>
-    </w:p>
-    <w:p>
-      <w:pPr>
-        <w:pStyle w:val="BodyText"/>
-      </w:pPr>
-      <w:r>
-        <w:t xml:space="preserve">BORIS: Проверяю. Я двадцать пять лет не ошибался в людях. Боюсь, что когда-нибудь ошибусь.</w:t>
-      </w:r>
-    </w:p>
-    <w:p>
-      <w:pPr>
-        <w:pStyle w:val="BodyText"/>
-      </w:pPr>
-      <w:r>
-        <w:t xml:space="preserve">LEV: Не ошибёшься. Белова не ошибается. А ты веришь Беловой.</w:t>
-      </w:r>
-    </w:p>
-    <w:p>
-      <w:pPr>
-        <w:pStyle w:val="BodyText"/>
-      </w:pPr>
-      <w:r>
-        <w:t xml:space="preserve">BORIS: Хватит. Жарко. В холодную воду. Потом чай. И ещё одно, Алексей.</w:t>
-      </w:r>
-    </w:p>
-    <w:p>
-      <w:pPr>
-        <w:pStyle w:val="BodyText"/>
-      </w:pPr>
-      <w:r>
-        <w:t xml:space="preserve">ALEKSEY: Слушаю.</w:t>
-      </w:r>
-    </w:p>
-    <w:p>
-      <w:pPr>
-        <w:pStyle w:val="BodyText"/>
-      </w:pPr>
-      <w:r>
-        <w:t xml:space="preserve">BORIS: Волков тебе звонил?</w:t>
-      </w:r>
-    </w:p>
-    <w:p>
-      <w:pPr>
-        <w:pStyle w:val="BodyText"/>
-      </w:pPr>
-      <w:r>
-        <w:t xml:space="preserve">ALEKSEY: Не звонил. Подошёл на конгрессе. Предлагал отдать ему дистрибуцию. Я отказал.</w:t>
-      </w:r>
-    </w:p>
-    <w:p>
-      <w:pPr>
-        <w:pStyle w:val="BodyText"/>
-      </w:pPr>
-      <w:r>
-        <w:t xml:space="preserve">BORIS: Знаю. Он мне звонил вчера. Мне.</w:t>
-      </w:r>
-    </w:p>
-    <w:p>
-      <w:pPr>
-        <w:pStyle w:val="BodyText"/>
-      </w:pPr>
-      <w:r>
-        <w:t xml:space="preserve">ALEKSEY: Вам? Зачем?</w:t>
-      </w:r>
-    </w:p>
-    <w:p>
-      <w:pPr>
-        <w:pStyle w:val="BodyText"/>
-      </w:pPr>
-      <w:r>
-        <w:t xml:space="preserve">BORIS: Сказал: «Борис Игоревич, не входите в эту маленькую компанию. Через два года она будет моей. Лучше войдите в мою». Предложил долю в «Северной Фарме». Хорошую долю. Больше, чем у вас.</w:t>
-      </w:r>
-    </w:p>
-    <w:p>
-      <w:pPr>
-        <w:pStyle w:val="BodyText"/>
-      </w:pPr>
-      <w:r>
-        <w:t xml:space="preserve">ALEKSEY: И что вы ответили?</w:t>
-      </w:r>
-    </w:p>
-    <w:p>
-      <w:pPr>
-        <w:pStyle w:val="BodyText"/>
-      </w:pPr>
-      <w:r>
-        <w:t xml:space="preserve">BORIS: Ничего. Я сказал: «Подумаю». Я всегда так говорю, когда уже решил.</w:t>
-      </w:r>
-    </w:p>
-    <w:p>
-      <w:pPr>
-        <w:pStyle w:val="BodyText"/>
-      </w:pPr>
-      <w:r>
-        <w:t xml:space="preserve">ALEKSEY: И что вы решили?</w:t>
-      </w:r>
-    </w:p>
-    <w:p>
-      <w:pPr>
-        <w:pStyle w:val="BodyText"/>
-      </w:pPr>
-      <w:r>
-        <w:t xml:space="preserve">BORIS: Это ты узнаешь после холодной воды. Иди. Ныряй первым.</w:t>
-      </w:r>
-    </w:p>
-    <w:p>
-      <w:pPr>
-        <w:pStyle w:val="BodyText"/>
-      </w:pPr>
-      <w:r>
-        <w:t xml:space="preserve">LEV: Он всегда отправляет гостя первым. Чтобы посмотреть, ныряет ли тот сразу или проверяет пальцем.</w:t>
-      </w:r>
-    </w:p>
-    <w:p>
-      <w:pPr>
-        <w:pStyle w:val="BodyText"/>
-      </w:pPr>
-      <w:r>
-        <w:t xml:space="preserve">ALEKSEY: Ныряю. Сразу. Я тороплюсь всегда. Это мой недостаток.</w:t>
+        <w:t xml:space="preserve">LEV: Борис за два года вернул рабочим всё до копейки. Продал квартиру, и они жили здесь, на даче, даже зимой.</w:t>
+      </w:r>
+    </w:p>
+    <w:p>
+      <w:pPr>
+        <w:pStyle w:val="BodyText"/>
+      </w:pPr>
+      <w:r>
+        <w:t xml:space="preserve">BORIS: С тех пор я не пью в бане. Тот партнёр всегда наливал первым, а я всегда пил. Потом я понял: в бане надо видеть человека трезвым, потому что пьяные все хорошие.</w:t>
+      </w:r>
+    </w:p>
+    <w:p>
+      <w:pPr>
+        <w:pStyle w:val="BodyText"/>
+      </w:pPr>
+      <w:r>
+        <w:t xml:space="preserve">ALEKSEY: Значит, вы проверяете меня трезвым, голым и с веником.</w:t>
+      </w:r>
+    </w:p>
+    <w:p>
+      <w:pPr>
+        <w:pStyle w:val="BodyText"/>
+      </w:pPr>
+      <w:r>
+        <w:t xml:space="preserve">BORIS: Проверяю. Я двадцать пять лет не ошибался в людях и боюсь, что когда-нибудь всё-таки ошибусь.</w:t>
+      </w:r>
+    </w:p>
+    <w:p>
+      <w:pPr>
+        <w:pStyle w:val="BodyText"/>
+      </w:pPr>
+      <w:r>
+        <w:t xml:space="preserve">LEV: Не ошибёшься. Белова не ошибается, а ты веришь Беловой.</w:t>
+      </w:r>
+    </w:p>
+    <w:p>
+      <w:pPr>
+        <w:pStyle w:val="BodyText"/>
+      </w:pPr>
+      <w:r>
+        <w:t xml:space="preserve">BORIS: Хватит, слишком жарко. Сейчас идём в холодную воду, а потом будем пить чай. И ещё одно, Алексей.</w:t>
+      </w:r>
+    </w:p>
+    <w:p>
+      <w:pPr>
+        <w:pStyle w:val="BodyText"/>
+      </w:pPr>
+      <w:r>
+        <w:t xml:space="preserve">ALEKSEY: Да, Борис Игоревич, я вас внимательно слушаю.</w:t>
+      </w:r>
+    </w:p>
+    <w:p>
+      <w:pPr>
+        <w:pStyle w:val="BodyText"/>
+      </w:pPr>
+      <w:r>
+        <w:t xml:space="preserve">BORIS: Волков тебе звонил в последнее время?</w:t>
+      </w:r>
+    </w:p>
+    <w:p>
+      <w:pPr>
+        <w:pStyle w:val="BodyText"/>
+      </w:pPr>
+      <w:r>
+        <w:t xml:space="preserve">ALEKSEY: Не звонил, но подошёл на конгрессе и предлагал отдать ему дистрибуцию. Я отказал.</w:t>
+      </w:r>
+    </w:p>
+    <w:p>
+      <w:pPr>
+        <w:pStyle w:val="BodyText"/>
+      </w:pPr>
+      <w:r>
+        <w:t xml:space="preserve">BORIS: Знаю. А вчера он позвонил мне, лично мне.</w:t>
+      </w:r>
+    </w:p>
+    <w:p>
+      <w:pPr>
+        <w:pStyle w:val="BodyText"/>
+      </w:pPr>
+      <w:r>
+        <w:t xml:space="preserve">ALEKSEY: Вам? А зачем он вам звонил?</w:t>
+      </w:r>
+    </w:p>
+    <w:p>
+      <w:pPr>
+        <w:pStyle w:val="BodyText"/>
+      </w:pPr>
+      <w:r>
+        <w:t xml:space="preserve">BORIS: Сказал: «Борис Игоревич, не входите в эту маленькую компанию. Через два года она будет моей. Лучше войдите в мою». И предложил долю в «Северной Фарме», хорошую долю, больше, чем у вас.</w:t>
+      </w:r>
+    </w:p>
+    <w:p>
+      <w:pPr>
+        <w:pStyle w:val="BodyText"/>
+      </w:pPr>
+      <w:r>
+        <w:t xml:space="preserve">ALEKSEY: И что же вы ему ответили?</w:t>
+      </w:r>
+    </w:p>
+    <w:p>
+      <w:pPr>
+        <w:pStyle w:val="BodyText"/>
+      </w:pPr>
+      <w:r>
+        <w:t xml:space="preserve">BORIS: Ничего особенного. Я сказал: «Подумаю». Я всегда так говорю, когда уже решил.</w:t>
+      </w:r>
+    </w:p>
+    <w:p>
+      <w:pPr>
+        <w:pStyle w:val="BodyText"/>
+      </w:pPr>
+      <w:r>
+        <w:t xml:space="preserve">ALEKSEY: И что именно вы решили?</w:t>
+      </w:r>
+    </w:p>
+    <w:p>
+      <w:pPr>
+        <w:pStyle w:val="BodyText"/>
+      </w:pPr>
+      <w:r>
+        <w:t xml:space="preserve">BORIS: Это ты узнаешь после холодной воды. Иди и ныряй первым.</w:t>
+      </w:r>
+    </w:p>
+    <w:p>
+      <w:pPr>
+        <w:pStyle w:val="BodyText"/>
+      </w:pPr>
+      <w:r>
+        <w:t xml:space="preserve">LEV: Он всегда отправляет гостя первым, чтобы посмотреть, ныряет ли тот сразу или сначала проверяет воду пальцем.</w:t>
+      </w:r>
+    </w:p>
+    <w:p>
+      <w:pPr>
+        <w:pStyle w:val="BodyText"/>
+      </w:pPr>
+      <w:r>
+        <w:t xml:space="preserve">ALEKSEY: Ныряю сразу. Я всегда тороплюсь, и это мой главный недостаток.</w:t>
       </w:r>
     </w:p>
     <w:bookmarkEnd w:id="22"/>
@@ -1291,175 +1291,175 @@
         <w:pStyle w:val="FirstParagraph"/>
       </w:pPr>
       <w:r>
-        <w:t xml:space="preserve">BORIS: Нырнул сразу. Заметил. Торопишься. Но не врёшь, что торопишься. Это уже половина лечения.</w:t>
-      </w:r>
-    </w:p>
-    <w:p>
-      <w:pPr>
-        <w:pStyle w:val="BodyText"/>
-      </w:pPr>
-      <w:r>
-        <w:t xml:space="preserve">KIRILL: Дядя Боря! Можно к вам? Я принёс чай. С чабрецом. Алексей, добрый вечер!</w:t>
-      </w:r>
-    </w:p>
-    <w:p>
-      <w:pPr>
-        <w:pStyle w:val="BodyText"/>
-      </w:pPr>
-      <w:r>
-        <w:t xml:space="preserve">BORIS: Садись, Кирилл. Раз пришёл.</w:t>
-      </w:r>
-    </w:p>
-    <w:p>
-      <w:pPr>
-        <w:pStyle w:val="BodyText"/>
-      </w:pPr>
-      <w:r>
-        <w:t xml:space="preserve">KIRILL: Алексей, я всю неделю изучал ваш рынок. Филлеры — это огромный потенциал. Особенно в соцсетях.</w:t>
-      </w:r>
-    </w:p>
-    <w:p>
-      <w:pPr>
-        <w:pStyle w:val="BodyText"/>
-      </w:pPr>
-      <w:r>
-        <w:t xml:space="preserve">ALEKSEY: В соцсетях? Как?</w:t>
-      </w:r>
-    </w:p>
-    <w:p>
-      <w:pPr>
-        <w:pStyle w:val="BodyText"/>
-      </w:pPr>
-      <w:r>
-        <w:t xml:space="preserve">KIRILL: Инфлюенсеры. Блогеры с миллионом подписчиков. До и после. Розыгрыши — «бесплатная процедура». Скидка по промокоду. Так растут все бренды в Лондоне. Через год вы будете номером один в Москве.</w:t>
-      </w:r>
-    </w:p>
-    <w:p>
-      <w:pPr>
-        <w:pStyle w:val="BodyText"/>
-      </w:pPr>
-      <w:r>
-        <w:t xml:space="preserve">ALEKSEY: Спасибо за идеи. Но у нас по-другому. «До и после» — нельзя. Это реклама медицинского изделия.</w:t>
-      </w:r>
-    </w:p>
-    <w:p>
-      <w:pPr>
-        <w:pStyle w:val="BodyText"/>
-      </w:pPr>
-      <w:r>
-        <w:t xml:space="preserve">KIRILL: Все так делают.</w:t>
-      </w:r>
-    </w:p>
-    <w:p>
-      <w:pPr>
-        <w:pStyle w:val="BodyText"/>
-      </w:pPr>
-      <w:r>
-        <w:t xml:space="preserve">ALEKSEY: Мне это часто говорят. Обычно перед тем, как предложить что-то плохое. Это слова нашего менеджера.</w:t>
-      </w:r>
-    </w:p>
-    <w:p>
-      <w:pPr>
-        <w:pStyle w:val="BodyText"/>
-      </w:pPr>
-      <w:r>
-        <w:t xml:space="preserve">KIRILL: А промокоды? Скидки?</w:t>
-      </w:r>
-    </w:p>
-    <w:p>
-      <w:pPr>
-        <w:pStyle w:val="BodyText"/>
-      </w:pPr>
-      <w:r>
-        <w:t xml:space="preserve">ALEKSEY: У нас один прайс для всех. Скидка — только за объём. По шкале. Промокодов нет.</w:t>
-      </w:r>
-    </w:p>
-    <w:p>
-      <w:pPr>
-        <w:pStyle w:val="BodyText"/>
-      </w:pPr>
-      <w:r>
-        <w:t xml:space="preserve">KIRILL: Тогда как вы собираетесь расти?</w:t>
-      </w:r>
-    </w:p>
-    <w:p>
-      <w:pPr>
-        <w:pStyle w:val="BodyText"/>
-      </w:pPr>
-      <w:r>
-        <w:t xml:space="preserve">ALEKSEY: Медленно. Через обучение. Каждый врач сначала сдаёт экзамен. Потом покупает. У нас центр называется «Медленно».</w:t>
-      </w:r>
-    </w:p>
-    <w:p>
-      <w:pPr>
-        <w:pStyle w:val="BodyText"/>
-      </w:pPr>
-      <w:r>
-        <w:t xml:space="preserve">KIRILL: «Медленно»? Это же антимаркетинг. В Лондоне нас учили: скорость — это всё.</w:t>
-      </w:r>
-    </w:p>
-    <w:p>
-      <w:pPr>
-        <w:pStyle w:val="BodyText"/>
-      </w:pPr>
-      <w:r>
-        <w:t xml:space="preserve">BORIS: Кирилл, принеси дров. Для второго захода.</w:t>
-      </w:r>
-    </w:p>
-    <w:p>
-      <w:pPr>
-        <w:pStyle w:val="BodyText"/>
-      </w:pPr>
-      <w:r>
-        <w:t xml:space="preserve">KIRILL: Дядя Боря, я только сел…</w:t>
-      </w:r>
-    </w:p>
-    <w:p>
-      <w:pPr>
-        <w:pStyle w:val="BodyText"/>
-      </w:pPr>
-      <w:r>
-        <w:t xml:space="preserve">BORIS: Принеси. Дрова — это тоже бизнес. Медленный.</w:t>
-      </w:r>
-    </w:p>
-    <w:p>
-      <w:pPr>
-        <w:pStyle w:val="BodyText"/>
-      </w:pPr>
-      <w:r>
-        <w:t xml:space="preserve">LEV: Он хороший мальчик. Просто два года ищет, куда приложить Лондон.</w:t>
-      </w:r>
-    </w:p>
-    <w:p>
-      <w:pPr>
-        <w:pStyle w:val="BodyText"/>
-      </w:pPr>
-      <w:r>
-        <w:t xml:space="preserve">BORIS: Алексей, что скажешь о Кирилле? Честно. Ты в бане.</w:t>
-      </w:r>
-    </w:p>
-    <w:p>
-      <w:pPr>
-        <w:pStyle w:val="BodyText"/>
-      </w:pPr>
-      <w:r>
-        <w:t xml:space="preserve">ALEKSEY: Честно? Он хочет работать. Но он хочет продавать быстро. А у нас быстро — это узелки.</w:t>
-      </w:r>
-    </w:p>
-    <w:p>
-      <w:pPr>
-        <w:pStyle w:val="BodyText"/>
-      </w:pPr>
-      <w:r>
-        <w:t xml:space="preserve">BORIS: Знаю. Сестра каждую неделю звонит. «Боря, пристрой Кирилла в медицину. Ты же теперь в медицине».</w:t>
-      </w:r>
-    </w:p>
-    <w:p>
-      <w:pPr>
-        <w:pStyle w:val="BodyText"/>
-      </w:pPr>
-      <w:r>
-        <w:t xml:space="preserve">ALEKSEY: Борис Игоревич, это и есть одно из условий?</w:t>
+        <w:t xml:space="preserve">BORIS: Нырнул сразу, я заметил. Торопишься, но не врёшь, что торопишься, а это уже половина лечения.</w:t>
+      </w:r>
+    </w:p>
+    <w:p>
+      <w:pPr>
+        <w:pStyle w:val="BodyText"/>
+      </w:pPr>
+      <w:r>
+        <w:t xml:space="preserve">KIRILL: Дядя Боря! Можно к вам? Я принёс чай с чабрецом. Алексей, добрый вечер!</w:t>
+      </w:r>
+    </w:p>
+    <w:p>
+      <w:pPr>
+        <w:pStyle w:val="BodyText"/>
+      </w:pPr>
+      <w:r>
+        <w:t xml:space="preserve">BORIS: Садись, Кирилл, раз уж пришёл.</w:t>
+      </w:r>
+    </w:p>
+    <w:p>
+      <w:pPr>
+        <w:pStyle w:val="BodyText"/>
+      </w:pPr>
+      <w:r>
+        <w:t xml:space="preserve">KIRILL: Алексей, я всю неделю изучал ваш рынок. У филлеров огромный потенциал, особенно в соцсетях.</w:t>
+      </w:r>
+    </w:p>
+    <w:p>
+      <w:pPr>
+        <w:pStyle w:val="BodyText"/>
+      </w:pPr>
+      <w:r>
+        <w:t xml:space="preserve">ALEKSEY: В соцсетях? И как вы это себе представляете?</w:t>
+      </w:r>
+    </w:p>
+    <w:p>
+      <w:pPr>
+        <w:pStyle w:val="BodyText"/>
+      </w:pPr>
+      <w:r>
+        <w:t xml:space="preserve">KIRILL: Инфлюенсеры, блогеры с миллионом подписчиков, до и после. Розыгрыши «бесплатная процедура», скидка по промокоду. Так растут все бренды в Лондоне. Через год вы будете номером один в Москве, я вам это гарантирую.</w:t>
+      </w:r>
+    </w:p>
+    <w:p>
+      <w:pPr>
+        <w:pStyle w:val="BodyText"/>
+      </w:pPr>
+      <w:r>
+        <w:t xml:space="preserve">ALEKSEY: Спасибо за идеи, но у нас всё по-другому. «До и после» нельзя, потому что это реклама медицинского изделия.</w:t>
+      </w:r>
+    </w:p>
+    <w:p>
+      <w:pPr>
+        <w:pStyle w:val="BodyText"/>
+      </w:pPr>
+      <w:r>
+        <w:t xml:space="preserve">KIRILL: Но ведь все так делают, и ничего.</w:t>
+      </w:r>
+    </w:p>
+    <w:p>
+      <w:pPr>
+        <w:pStyle w:val="BodyText"/>
+      </w:pPr>
+      <w:r>
+        <w:t xml:space="preserve">ALEKSEY: Мне это часто говорят, обычно перед тем, как предложить что-то плохое. Это, кстати, слова нашего менеджера.</w:t>
+      </w:r>
+    </w:p>
+    <w:p>
+      <w:pPr>
+        <w:pStyle w:val="BodyText"/>
+      </w:pPr>
+      <w:r>
+        <w:t xml:space="preserve">KIRILL: Хорошо, а промокоды? А скидки?</w:t>
+      </w:r>
+    </w:p>
+    <w:p>
+      <w:pPr>
+        <w:pStyle w:val="BodyText"/>
+      </w:pPr>
+      <w:r>
+        <w:t xml:space="preserve">ALEKSEY: У нас один прайс для всех. Скидка только за объём, по шкале, а промокодов нет.</w:t>
+      </w:r>
+    </w:p>
+    <w:p>
+      <w:pPr>
+        <w:pStyle w:val="BodyText"/>
+      </w:pPr>
+      <w:r>
+        <w:t xml:space="preserve">KIRILL: Тогда как же вы собираетесь расти?</w:t>
+      </w:r>
+    </w:p>
+    <w:p>
+      <w:pPr>
+        <w:pStyle w:val="BodyText"/>
+      </w:pPr>
+      <w:r>
+        <w:t xml:space="preserve">ALEKSEY: Медленно, через обучение. Каждый врач сначала сдаёт экзамен, а потом покупает. У нас даже центр называется «Медленно».</w:t>
+      </w:r>
+    </w:p>
+    <w:p>
+      <w:pPr>
+        <w:pStyle w:val="BodyText"/>
+      </w:pPr>
+      <w:r>
+        <w:t xml:space="preserve">KIRILL: «Медленно»? Но это же антимаркетинг. В Лондоне нас учили, что скорость — это всё.</w:t>
+      </w:r>
+    </w:p>
+    <w:p>
+      <w:pPr>
+        <w:pStyle w:val="BodyText"/>
+      </w:pPr>
+      <w:r>
+        <w:t xml:space="preserve">BORIS: Кирилл, принеси дров для второго захода.</w:t>
+      </w:r>
+    </w:p>
+    <w:p>
+      <w:pPr>
+        <w:pStyle w:val="BodyText"/>
+      </w:pPr>
+      <w:r>
+        <w:t xml:space="preserve">KIRILL: Дядя Боря, я ведь только что сел…</w:t>
+      </w:r>
+    </w:p>
+    <w:p>
+      <w:pPr>
+        <w:pStyle w:val="BodyText"/>
+      </w:pPr>
+      <w:r>
+        <w:t xml:space="preserve">BORIS: Принеси. Дрова — это тоже бизнес, причём медленный.</w:t>
+      </w:r>
+    </w:p>
+    <w:p>
+      <w:pPr>
+        <w:pStyle w:val="BodyText"/>
+      </w:pPr>
+      <w:r>
+        <w:t xml:space="preserve">LEV: Он хороший мальчик. Просто уже два года ищет, куда приложить свой Лондон.</w:t>
+      </w:r>
+    </w:p>
+    <w:p>
+      <w:pPr>
+        <w:pStyle w:val="BodyText"/>
+      </w:pPr>
+      <w:r>
+        <w:t xml:space="preserve">BORIS: Алексей, что скажешь о Кирилле? Только честно, ты ведь в бане.</w:t>
+      </w:r>
+    </w:p>
+    <w:p>
+      <w:pPr>
+        <w:pStyle w:val="BodyText"/>
+      </w:pPr>
+      <w:r>
+        <w:t xml:space="preserve">ALEKSEY: Честно? Он хочет работать, но хочет продавать быстро. А у нас быстро значит узелки.</w:t>
+      </w:r>
+    </w:p>
+    <w:p>
+      <w:pPr>
+        <w:pStyle w:val="BodyText"/>
+      </w:pPr>
+      <w:r>
+        <w:t xml:space="preserve">BORIS: Знаю. Сестра звонит мне каждую неделю: «Боря, пристрой Кирилла в медицину, ты же теперь в медицине».</w:t>
+      </w:r>
+    </w:p>
+    <w:p>
+      <w:pPr>
+        <w:pStyle w:val="BodyText"/>
+      </w:pPr>
+      <w:r>
+        <w:t xml:space="preserve">ALEKSEY: Борис Игоревич, это и есть одно из ваших условий?</w:t>
       </w:r>
     </w:p>
     <w:p>
@@ -1475,55 +1475,55 @@
         <w:pStyle w:val="BodyText"/>
       </w:pPr>
       <w:r>
-        <w:t xml:space="preserve">LEV: Алексей, вы торопитесь. Опять.</w:t>
-      </w:r>
-    </w:p>
-    <w:p>
-      <w:pPr>
-        <w:pStyle w:val="BodyText"/>
-      </w:pPr>
-      <w:r>
-        <w:t xml:space="preserve">ALEKSEY: Простите. Чай с чабрецом. Хороший.</w:t>
-      </w:r>
-    </w:p>
-    <w:p>
-      <w:pPr>
-        <w:pStyle w:val="BodyText"/>
-      </w:pPr>
-      <w:r>
-        <w:t xml:space="preserve">BORIS: Сестра — единственная, кто остался у меня из семьи. Жены нет. Детей нет. Есть сестра и Кирилл. Ты понимаешь, что это значит для меня? Я не прошу ответа сейчас. Я прошу понять.</w:t>
-      </w:r>
-    </w:p>
-    <w:p>
-      <w:pPr>
-        <w:pStyle w:val="BodyText"/>
-      </w:pPr>
-      <w:r>
-        <w:t xml:space="preserve">ALEKSEY: Понимаю. У меня есть бабушка, отец и мать. Я бы для них сделал многое.</w:t>
-      </w:r>
-    </w:p>
-    <w:p>
-      <w:pPr>
-        <w:pStyle w:val="BodyText"/>
-      </w:pPr>
-      <w:r>
-        <w:t xml:space="preserve">BORIS: Многое. Но не всё?</w:t>
-      </w:r>
-    </w:p>
-    <w:p>
-      <w:pPr>
-        <w:pStyle w:val="BodyText"/>
-      </w:pPr>
-      <w:r>
-        <w:t xml:space="preserve">ALEKSEY: Не всё. Я бы не продал бабушке непроверенный гель. Даже если бы она попросила.</w:t>
-      </w:r>
-    </w:p>
-    <w:p>
-      <w:pPr>
-        <w:pStyle w:val="BodyText"/>
-      </w:pPr>
-      <w:r>
-        <w:t xml:space="preserve">BORIS: Хороший ответ. Запомню. Второй заход. Кирилл принёс дрова.</w:t>
+        <w:t xml:space="preserve">LEV: Алексей, вы опять торопитесь, как и в холодной воде.</w:t>
+      </w:r>
+    </w:p>
+    <w:p>
+      <w:pPr>
+        <w:pStyle w:val="BodyText"/>
+      </w:pPr>
+      <w:r>
+        <w:t xml:space="preserve">ALEKSEY: Простите. Чай с чабрецом очень хороший.</w:t>
+      </w:r>
+    </w:p>
+    <w:p>
+      <w:pPr>
+        <w:pStyle w:val="BodyText"/>
+      </w:pPr>
+      <w:r>
+        <w:t xml:space="preserve">BORIS: Сестра — единственная, кто остался у меня из семьи. Жены нет, детей нет, есть только сестра и Кирилл. Ты понимаешь, что это значит для меня? Я не прошу ответа сейчас. Я прошу понять, а ответ ты дашь потом.</w:t>
+      </w:r>
+    </w:p>
+    <w:p>
+      <w:pPr>
+        <w:pStyle w:val="BodyText"/>
+      </w:pPr>
+      <w:r>
+        <w:t xml:space="preserve">ALEKSEY: Понимаю. У меня есть бабушка, отец и мать, и я бы для них сделал многое.</w:t>
+      </w:r>
+    </w:p>
+    <w:p>
+      <w:pPr>
+        <w:pStyle w:val="BodyText"/>
+      </w:pPr>
+      <w:r>
+        <w:t xml:space="preserve">BORIS: Многое, но не всё, правильно я понимаю?</w:t>
+      </w:r>
+    </w:p>
+    <w:p>
+      <w:pPr>
+        <w:pStyle w:val="BodyText"/>
+      </w:pPr>
+      <w:r>
+        <w:t xml:space="preserve">ALEKSEY: Не всё. Я бы не продал бабушке непроверенный гель, даже если бы она сама попросила.</w:t>
+      </w:r>
+    </w:p>
+    <w:p>
+      <w:pPr>
+        <w:pStyle w:val="BodyText"/>
+      </w:pPr>
+      <w:r>
+        <w:t xml:space="preserve">BORIS: Хороший ответ, я его запомню. Второй заход, Кирилл уже принёс дрова.</w:t>
       </w:r>
     </w:p>
     <w:bookmarkEnd w:id="23"/>
@@ -1556,31 +1556,31 @@
         <w:pStyle w:val="FirstParagraph"/>
       </w:pPr>
       <w:r>
-        <w:t xml:space="preserve">LEV: Второй заход — самый жаркий. Борис в нём задаёт главный вопрос.</w:t>
-      </w:r>
-    </w:p>
-    <w:p>
-      <w:pPr>
-        <w:pStyle w:val="BodyText"/>
-      </w:pPr>
-      <w:r>
-        <w:t xml:space="preserve">ALEKSEY: Какой?</w:t>
-      </w:r>
-    </w:p>
-    <w:p>
-      <w:pPr>
-        <w:pStyle w:val="BodyText"/>
-      </w:pPr>
-      <w:r>
-        <w:t xml:space="preserve">BORIS: Вот такой. Я даю тебе сорок миллионов. Через год я говорю: «Делай, как я сказал». Не по договору — по-человечески. Что ты сделаешь? Отвечай сразу. Ты же торопишься.</w:t>
-      </w:r>
-    </w:p>
-    <w:p>
-      <w:pPr>
-        <w:pStyle w:val="BodyText"/>
-      </w:pPr>
-      <w:r>
-        <w:t xml:space="preserve">ALEKSEY: Покажу вам пункт девятый. Все решения — втроём. И картонку над дверью.</w:t>
+        <w:t xml:space="preserve">LEV: Второй заход — самый жаркий, и в нём Борис задаёт главный вопрос.</w:t>
+      </w:r>
+    </w:p>
+    <w:p>
+      <w:pPr>
+        <w:pStyle w:val="BodyText"/>
+      </w:pPr>
+      <w:r>
+        <w:t xml:space="preserve">ALEKSEY: Какой вопрос? Я уже начинаю волноваться.</w:t>
+      </w:r>
+    </w:p>
+    <w:p>
+      <w:pPr>
+        <w:pStyle w:val="BodyText"/>
+      </w:pPr>
+      <w:r>
+        <w:t xml:space="preserve">BORIS: Вот такой. Я даю тебе сорок миллионов. Через год я говорю: «Делай, как я сказал». Не по договору — по-человечески. Что ты сделаешь? Отвечай сразу и не думай долго, ты же всё равно торопишься.</w:t>
+      </w:r>
+    </w:p>
+    <w:p>
+      <w:pPr>
+        <w:pStyle w:val="BodyText"/>
+      </w:pPr>
+      <w:r>
+        <w:t xml:space="preserve">ALEKSEY: Покажу вам пункт девятый, где сказано, что все решения принимаются втроём. И картонку над дверью.</w:t>
       </w:r>
     </w:p>
     <w:p>
@@ -1596,31 +1596,31 @@
         <w:pStyle w:val="BodyText"/>
       </w:pPr>
       <w:r>
-        <w:t xml:space="preserve">ALEKSEY: Тогда я скажу «нет». И Ирина Сергеевна скажет «нет». И Ольга Петровна. У нас три голоса. У вас будут деньги, совет и наше уважение. Но не голос против картонки.</w:t>
-      </w:r>
-    </w:p>
-    <w:p>
-      <w:pPr>
-        <w:pStyle w:val="BodyText"/>
-      </w:pPr>
-      <w:r>
-        <w:t xml:space="preserve">BORIS: Ты говоришь «нет» голому старику с веником. В его бане. Перед сорока миллионами.</w:t>
-      </w:r>
-    </w:p>
-    <w:p>
-      <w:pPr>
-        <w:pStyle w:val="BodyText"/>
-      </w:pPr>
-      <w:r>
-        <w:t xml:space="preserve">ALEKSEY: Говорю. Вы сами просили: трезвым.</w:t>
-      </w:r>
-    </w:p>
-    <w:p>
-      <w:pPr>
-        <w:pStyle w:val="BodyText"/>
-      </w:pPr>
-      <w:r>
-        <w:t xml:space="preserve">BORIS: Ха! Лев, ты слышал?</w:t>
+        <w:t xml:space="preserve">ALEKSEY: Тогда я скажу «нет». И Ирина Сергеевна скажет «нет», и Ольга Петровна. У нас три голоса. У вас будут деньги, совет и наше уважение, но не голос против картонки, потому что так записано в нашем договоре.</w:t>
+      </w:r>
+    </w:p>
+    <w:p>
+      <w:pPr>
+        <w:pStyle w:val="BodyText"/>
+      </w:pPr>
+      <w:r>
+        <w:t xml:space="preserve">BORIS: Ты говоришь «нет» голому старику с веником, в его бане, перед сорока миллионами.</w:t>
+      </w:r>
+    </w:p>
+    <w:p>
+      <w:pPr>
+        <w:pStyle w:val="BodyText"/>
+      </w:pPr>
+      <w:r>
+        <w:t xml:space="preserve">ALEKSEY: Говорю. Вы же сами просили, чтобы я был трезвым.</w:t>
+      </w:r>
+    </w:p>
+    <w:p>
+      <w:pPr>
+        <w:pStyle w:val="BodyText"/>
+      </w:pPr>
+      <w:r>
+        <w:t xml:space="preserve">BORIS: Ха! Лев, ты слышал, что он мне сейчас сказал?</w:t>
       </w:r>
     </w:p>
     <w:p>
@@ -1644,111 +1644,111 @@
         <w:pStyle w:val="BodyText"/>
       </w:pPr>
       <w:r>
-        <w:t xml:space="preserve">ALEKSEY: Банком?</w:t>
-      </w:r>
-    </w:p>
-    <w:p>
-      <w:pPr>
-        <w:pStyle w:val="BodyText"/>
-      </w:pPr>
-      <w:r>
-        <w:t xml:space="preserve">BORIS: Переводом денег. На Кипр. Без слов. Поэтому мне нужен партнёр, который говорит «нет» вслух.</w:t>
-      </w:r>
-    </w:p>
-    <w:p>
-      <w:pPr>
-        <w:pStyle w:val="BodyText"/>
-      </w:pPr>
-      <w:r>
-        <w:t xml:space="preserve">ALEKSEY: Тогда я вам подхожу. Я говорю «нет» вслух уже два года. Банку, фонду, Стасу, Волкову.</w:t>
-      </w:r>
-    </w:p>
-    <w:p>
-      <w:pPr>
-        <w:pStyle w:val="BodyText"/>
-      </w:pPr>
-      <w:r>
-        <w:t xml:space="preserve">BORIS: И мне. Сейчас. Хорошо. Про Волкова я решил: к нему не войду. Войду к тебе.</w:t>
-      </w:r>
-    </w:p>
-    <w:p>
-      <w:pPr>
-        <w:pStyle w:val="BodyText"/>
-      </w:pPr>
-      <w:r>
-        <w:t xml:space="preserve">ALEKSEY: Спасибо, Борис Игоревич.</w:t>
-      </w:r>
-    </w:p>
-    <w:p>
-      <w:pPr>
-        <w:pStyle w:val="BodyText"/>
-      </w:pPr>
-      <w:r>
-        <w:t xml:space="preserve">BORIS: Не спеши благодарить. Условия будут. В понедельник, на бумаге, через Льва. Одно из них тебе не понравится. Но ты скажешь мне «нет» так же, как сейчас. Тогда я буду знать, что не ошибся.</w:t>
-      </w:r>
-    </w:p>
-    <w:p>
-      <w:pPr>
-        <w:pStyle w:val="BodyText"/>
-      </w:pPr>
-      <w:r>
-        <w:t xml:space="preserve">ALEKSEY: Вы хотите, чтобы я сказал «нет» на ваше условие?</w:t>
-      </w:r>
-    </w:p>
-    <w:p>
-      <w:pPr>
-        <w:pStyle w:val="BodyText"/>
-      </w:pPr>
-      <w:r>
-        <w:t xml:space="preserve">BORIS: Я хочу знать, скажешь ли. Остальное — бумага. Бумага всё стерпит. Это, кажется, Миронова говорит?</w:t>
-      </w:r>
-    </w:p>
-    <w:p>
-      <w:pPr>
-        <w:pStyle w:val="BodyText"/>
-      </w:pPr>
-      <w:r>
-        <w:t xml:space="preserve">LEV: Миронова. Она её придумала двенадцать лет назад. После того, как ей отказала Назарова.</w:t>
-      </w:r>
-    </w:p>
-    <w:p>
-      <w:pPr>
-        <w:pStyle w:val="BodyText"/>
-      </w:pPr>
-      <w:r>
-        <w:t xml:space="preserve">ALEKSEY: Лев Маркович, вы знаете про нас всё.</w:t>
-      </w:r>
-    </w:p>
-    <w:p>
-      <w:pPr>
-        <w:pStyle w:val="BodyText"/>
-      </w:pPr>
-      <w:r>
-        <w:t xml:space="preserve">LEV: Я знаю про всех всё. Это моя работа. Поэтому я так мало говорю.</w:t>
-      </w:r>
-    </w:p>
-    <w:p>
-      <w:pPr>
-        <w:pStyle w:val="BodyText"/>
-      </w:pPr>
-      <w:r>
-        <w:t xml:space="preserve">BORIS: Всё. Хватит пара. Чай, мёд, и домой. Твой юрист замёрз в машине.</w:t>
-      </w:r>
-    </w:p>
-    <w:p>
-      <w:pPr>
-        <w:pStyle w:val="BodyText"/>
-      </w:pPr>
-      <w:r>
-        <w:t xml:space="preserve">ALEKSEY: Вы знали, что он там?</w:t>
-      </w:r>
-    </w:p>
-    <w:p>
-      <w:pPr>
-        <w:pStyle w:val="BodyText"/>
-      </w:pPr>
-      <w:r>
-        <w:t xml:space="preserve">BORIS: Знал с четырёх часов. Охранник сказал. Правильно, что взял юриста. И правильно, что оставил в машине. Это тоже был ответ. Взять — значит думать. Оставить — значит доверять.</w:t>
+        <w:t xml:space="preserve">ALEKSEY: Банком? Я не совсем понимаю, что вы имеете в виду.</w:t>
+      </w:r>
+    </w:p>
+    <w:p>
+      <w:pPr>
+        <w:pStyle w:val="BodyText"/>
+      </w:pPr>
+      <w:r>
+        <w:t xml:space="preserve">BORIS: Переводом денег на Кипр, без слов. Поэтому мне нужен партнёр, который говорит «нет» вслух.</w:t>
+      </w:r>
+    </w:p>
+    <w:p>
+      <w:pPr>
+        <w:pStyle w:val="BodyText"/>
+      </w:pPr>
+      <w:r>
+        <w:t xml:space="preserve">ALEKSEY: Тогда я вам подхожу. Я говорю «нет» вслух уже два года: банку, фонду, Стасу, Волкову.</w:t>
+      </w:r>
+    </w:p>
+    <w:p>
+      <w:pPr>
+        <w:pStyle w:val="BodyText"/>
+      </w:pPr>
+      <w:r>
+        <w:t xml:space="preserve">BORIS: И мне, прямо сейчас. Хорошо. Про Волкова я решил: к нему не войду, а войду к тебе.</w:t>
+      </w:r>
+    </w:p>
+    <w:p>
+      <w:pPr>
+        <w:pStyle w:val="BodyText"/>
+      </w:pPr>
+      <w:r>
+        <w:t xml:space="preserve">ALEKSEY: Спасибо вам, Борис Игоревич, я этого не забуду.</w:t>
+      </w:r>
+    </w:p>
+    <w:p>
+      <w:pPr>
+        <w:pStyle w:val="BodyText"/>
+      </w:pPr>
+      <w:r>
+        <w:t xml:space="preserve">BORIS: Не спеши благодарить. Условия будут в понедельник, на бумаге, через Льва. Одно из них тебе не понравится. Но ты скажешь мне «нет» так же, как сейчас, и тогда я буду знать, что не ошибся в тебе.</w:t>
+      </w:r>
+    </w:p>
+    <w:p>
+      <w:pPr>
+        <w:pStyle w:val="BodyText"/>
+      </w:pPr>
+      <w:r>
+        <w:t xml:space="preserve">ALEKSEY: Вы хотите, чтобы я сказал «нет» на ваше же условие?</w:t>
+      </w:r>
+    </w:p>
+    <w:p>
+      <w:pPr>
+        <w:pStyle w:val="BodyText"/>
+      </w:pPr>
+      <w:r>
+        <w:t xml:space="preserve">BORIS: Я хочу знать, скажешь ли. Остальное — бумага, а бумага всё стерпит. Это, кажется, Миронова так говорит?</w:t>
+      </w:r>
+    </w:p>
+    <w:p>
+      <w:pPr>
+        <w:pStyle w:val="BodyText"/>
+      </w:pPr>
+      <w:r>
+        <w:t xml:space="preserve">LEV: Миронова. Она придумала эту фразу двенадцать лет назад, после того как ей отказала Назарова.</w:t>
+      </w:r>
+    </w:p>
+    <w:p>
+      <w:pPr>
+        <w:pStyle w:val="BodyText"/>
+      </w:pPr>
+      <w:r>
+        <w:t xml:space="preserve">ALEKSEY: Лев Маркович, похоже, вы знаете про нас всё.</w:t>
+      </w:r>
+    </w:p>
+    <w:p>
+      <w:pPr>
+        <w:pStyle w:val="BodyText"/>
+      </w:pPr>
+      <w:r>
+        <w:t xml:space="preserve">LEV: Я знаю про всех всё, это моя работа. Поэтому я так мало говорю.</w:t>
+      </w:r>
+    </w:p>
+    <w:p>
+      <w:pPr>
+        <w:pStyle w:val="BodyText"/>
+      </w:pPr>
+      <w:r>
+        <w:t xml:space="preserve">BORIS: Всё, хватит пара. Чай, мёд, и домой, а то твой юрист совсем замёрз в машине.</w:t>
+      </w:r>
+    </w:p>
+    <w:p>
+      <w:pPr>
+        <w:pStyle w:val="BodyText"/>
+      </w:pPr>
+      <w:r>
+        <w:t xml:space="preserve">ALEKSEY: Вы знали, что он там сидит?</w:t>
+      </w:r>
+    </w:p>
+    <w:p>
+      <w:pPr>
+        <w:pStyle w:val="BodyText"/>
+      </w:pPr>
+      <w:r>
+        <w:t xml:space="preserve">BORIS: Знал с четырёх часов, охранник сказал. Правильно, что взял юриста, и правильно, что оставил его в машине. Это тоже был ответ. Взять — значит думать. Оставить — значит доверять. А мне нужны оба качества.</w:t>
       </w:r>
     </w:p>
     <w:bookmarkEnd w:id="24"/>
@@ -1766,47 +1766,47 @@
         <w:pStyle w:val="FirstParagraph"/>
       </w:pPr>
       <w:r>
-        <w:t xml:space="preserve">ZAYTSEV: Шесть двадцать. Вы обещали в шесть. Что подписали?</w:t>
-      </w:r>
-    </w:p>
-    <w:p>
-      <w:pPr>
-        <w:pStyle w:val="BodyText"/>
-      </w:pPr>
-      <w:r>
-        <w:t xml:space="preserve">ALEKSEY: Ничего. Только веник. Борис Игоревич подарил. Дубовый. Сам вязал.</w:t>
-      </w:r>
-    </w:p>
-    <w:p>
-      <w:pPr>
-        <w:pStyle w:val="BodyText"/>
-      </w:pPr>
-      <w:r>
-        <w:t xml:space="preserve">ZAYTSEV: Веник — не юридический документ. Хотя в Москве я видел и не такое.</w:t>
-      </w:r>
-    </w:p>
-    <w:p>
-      <w:pPr>
-        <w:pStyle w:val="BodyText"/>
-      </w:pPr>
-      <w:r>
-        <w:t xml:space="preserve">ALEKSEY: Условия — в понедельник. На бумаге. Через Льва Марковича. Одно мне не понравится.</w:t>
-      </w:r>
-    </w:p>
-    <w:p>
-      <w:pPr>
-        <w:pStyle w:val="BodyText"/>
-      </w:pPr>
-      <w:r>
-        <w:t xml:space="preserve">ZAYTSEV: Племянник.</w:t>
-      </w:r>
-    </w:p>
-    <w:p>
-      <w:pPr>
-        <w:pStyle w:val="BodyText"/>
-      </w:pPr>
-      <w:r>
-        <w:t xml:space="preserve">ALEKSEY: Вы тоже знаете?</w:t>
+        <w:t xml:space="preserve">ZAYTSEV: Шесть двадцать, а вы обещали в шесть. Что подписали?</w:t>
+      </w:r>
+    </w:p>
+    <w:p>
+      <w:pPr>
+        <w:pStyle w:val="BodyText"/>
+      </w:pPr>
+      <w:r>
+        <w:t xml:space="preserve">ALEKSEY: Ничего, только веник получил. Борис Игоревич подарил, дубовый, сам вязал.</w:t>
+      </w:r>
+    </w:p>
+    <w:p>
+      <w:pPr>
+        <w:pStyle w:val="BodyText"/>
+      </w:pPr>
+      <w:r>
+        <w:t xml:space="preserve">ZAYTSEV: Веник — не юридический документ, хотя в Москве я видел и не такое.</w:t>
+      </w:r>
+    </w:p>
+    <w:p>
+      <w:pPr>
+        <w:pStyle w:val="BodyText"/>
+      </w:pPr>
+      <w:r>
+        <w:t xml:space="preserve">ALEKSEY: Условия будут в понедельник, на бумаге, через Льва Марковича. И одно мне не понравится.</w:t>
+      </w:r>
+    </w:p>
+    <w:p>
+      <w:pPr>
+        <w:pStyle w:val="BodyText"/>
+      </w:pPr>
+      <w:r>
+        <w:t xml:space="preserve">ZAYTSEV: Дайте я угадаю, что это за условие: племянник.</w:t>
+      </w:r>
+    </w:p>
+    <w:p>
+      <w:pPr>
+        <w:pStyle w:val="BodyText"/>
+      </w:pPr>
+      <w:r>
+        <w:t xml:space="preserve">ALEKSEY: Вы тоже об этом знаете? Но откуда?</w:t>
       </w:r>
     </w:p>
     <w:p>
@@ -1822,63 +1822,63 @@
         <w:pStyle w:val="BodyText"/>
       </w:pPr>
       <w:r>
-        <w:t xml:space="preserve">ALEKSEY: Звоню Ирине. Ирина? Я на громкой. Артём рядом.</w:t>
-      </w:r>
-    </w:p>
-    <w:p>
-      <w:pPr>
-        <w:pStyle w:val="BodyText"/>
-      </w:pPr>
-      <w:r>
-        <w:t xml:space="preserve">IRINA: Ну? Живой?</w:t>
-      </w:r>
-    </w:p>
-    <w:p>
-      <w:pPr>
-        <w:pStyle w:val="BodyText"/>
-      </w:pPr>
-      <w:r>
-        <w:t xml:space="preserve">ALEKSEY: Живой. Волков звонил Ланскому. Предлагал долю в «Северной Фарме», если он к нам не войдёт.</w:t>
-      </w:r>
-    </w:p>
-    <w:p>
-      <w:pPr>
-        <w:pStyle w:val="BodyText"/>
-      </w:pPr>
-      <w:r>
-        <w:t xml:space="preserve">IRINA: И?</w:t>
-      </w:r>
-    </w:p>
-    <w:p>
-      <w:pPr>
-        <w:pStyle w:val="BodyText"/>
-      </w:pPr>
-      <w:r>
-        <w:t xml:space="preserve">ALEKSEY: Он сказал Волкову «подумаю». А мне — «войду к тебе». И одно условие — неприятное.</w:t>
-      </w:r>
-    </w:p>
-    <w:p>
-      <w:pPr>
-        <w:pStyle w:val="BodyText"/>
-      </w:pPr>
-      <w:r>
-        <w:t xml:space="preserve">OLGA: Я тоже на громкой. Значит, условие уже есть. И оно — про Кирилла.</w:t>
-      </w:r>
-    </w:p>
-    <w:p>
-      <w:pPr>
-        <w:pStyle w:val="BodyText"/>
-      </w:pPr>
-      <w:r>
-        <w:t xml:space="preserve">ALEKSEY: Вы все знаете больше меня.</w:t>
-      </w:r>
-    </w:p>
-    <w:p>
-      <w:pPr>
-        <w:pStyle w:val="BodyText"/>
-      </w:pPr>
-      <w:r>
-        <w:t xml:space="preserve">OLGA: Мы не знаем. Мы считаем. Человек, который два раза говорит «медицина» на чужой даче, — это пункт в договоре. Готовьте «нет», Алексей Николаевич. Вежливое. Но «нет». Давайте по делу: понедельник, девять утра, бумага Льва Марковича.</w:t>
+        <w:t xml:space="preserve">ALEKSEY: Звоню Ирине. Ирина? Вы на громкой связи, и Артём рядом.</w:t>
+      </w:r>
+    </w:p>
+    <w:p>
+      <w:pPr>
+        <w:pStyle w:val="BodyText"/>
+      </w:pPr>
+      <w:r>
+        <w:t xml:space="preserve">IRINA: Ну что там у вас? Вы хоть живой?</w:t>
+      </w:r>
+    </w:p>
+    <w:p>
+      <w:pPr>
+        <w:pStyle w:val="BodyText"/>
+      </w:pPr>
+      <w:r>
+        <w:t xml:space="preserve">ALEKSEY: Живой. Волков звонил Ланскому и предлагал долю в «Северной Фарме», если тот к нам не войдёт.</w:t>
+      </w:r>
+    </w:p>
+    <w:p>
+      <w:pPr>
+        <w:pStyle w:val="BodyText"/>
+      </w:pPr>
+      <w:r>
+        <w:t xml:space="preserve">IRINA: И что ответил Борис Игоревич?</w:t>
+      </w:r>
+    </w:p>
+    <w:p>
+      <w:pPr>
+        <w:pStyle w:val="BodyText"/>
+      </w:pPr>
+      <w:r>
+        <w:t xml:space="preserve">ALEKSEY: Волкову он сказал «подумаю», а мне — «войду к тебе». Но будет одно условие, неприятное.</w:t>
+      </w:r>
+    </w:p>
+    <w:p>
+      <w:pPr>
+        <w:pStyle w:val="BodyText"/>
+      </w:pPr>
+      <w:r>
+        <w:t xml:space="preserve">OLGA: Я тоже на громкой. Значит, условие уже есть, и оно про Кирилла.</w:t>
+      </w:r>
+    </w:p>
+    <w:p>
+      <w:pPr>
+        <w:pStyle w:val="BodyText"/>
+      </w:pPr>
+      <w:r>
+        <w:t xml:space="preserve">ALEKSEY: Кажется, вы все знаете больше меня.</w:t>
+      </w:r>
+    </w:p>
+    <w:p>
+      <w:pPr>
+        <w:pStyle w:val="BodyText"/>
+      </w:pPr>
+      <w:r>
+        <w:t xml:space="preserve">OLGA: Мы не знаем, мы считаем. Человек, который два раза говорит «медицина» на чужой даче, — это пункт в договоре. Готовьте «нет», Алексей Николаевич. Вежливое. Но «нет». Давайте по делу: понедельник, девять утра, бумага Льва Марковича.</w:t>
       </w:r>
     </w:p>
     <w:p>
@@ -3119,7 +3119,7 @@
         <w:t xml:space="preserve"> </w:t>
       </w:r>
       <w:r>
-        <w:t xml:space="preserve">과거의 배신 경험에서 사람을 고르는 기준을 끌어내는 25~30단어 문장 만들기.</w:t>
+        <w:t xml:space="preserve">과거의 배신 경험에서 사람을 고르는 기준을 끌어내는 30~50단어 발화 만들기.</w:t>
       </w:r>
     </w:p>
     <w:bookmarkEnd w:id="30"/>
@@ -3626,79 +3626,79 @@
         <w:pStyle w:val="FirstParagraph"/>
       </w:pPr>
       <w:r>
-        <w:t xml:space="preserve">자이체프: 전 차에 남을게요. 필요하면 — 전화해요. 필요 없어도 — 전화해요. 6시에.</w:t>
-      </w:r>
-    </w:p>
-    <w:p>
-      <w:pPr>
-        <w:pStyle w:val="BodyText"/>
-      </w:pPr>
-      <w:r>
-        <w:t xml:space="preserve">알렉세이: 아르툠, 바냐에서 변호사가 필요할 거라고 생각해요?</w:t>
-      </w:r>
-    </w:p>
-    <w:p>
-      <w:pPr>
-        <w:pStyle w:val="BodyText"/>
-      </w:pPr>
-      <w:r>
-        <w:t xml:space="preserve">자이체프: 바냐에선 누구에게도 변호사가 필요 없다고 생각해요. 그래서 가장 중요한 건 다 거기서 정하죠.</w:t>
-      </w:r>
-    </w:p>
-    <w:p>
-      <w:pPr>
-        <w:pStyle w:val="BodyText"/>
-      </w:pPr>
-      <w:r>
-        <w:t xml:space="preserve">알렉세이: 아무것도 서명 안 할게요. 약속해요. 아니. 적어 둘게요.</w:t>
-      </w:r>
-    </w:p>
-    <w:p>
-      <w:pPr>
-        <w:pStyle w:val="BodyText"/>
-      </w:pPr>
-      <w:r>
-        <w:t xml:space="preserve">자이체프: 미로노바처럼 말하시네요. 가요. 기다리고 있어요.</w:t>
-      </w:r>
-    </w:p>
-    <w:p>
-      <w:pPr>
-        <w:pStyle w:val="BodyText"/>
-      </w:pPr>
-      <w:r>
-        <w:t xml:space="preserve">보리스: 알렉세이! 들어와. 이쪽은 레프 마르코비치. 전화로는 알지.</w:t>
-      </w:r>
-    </w:p>
-    <w:p>
-      <w:pPr>
-        <w:pStyle w:val="BodyText"/>
-      </w:pPr>
-      <w:r>
-        <w:t xml:space="preserve">레프: 안녕하세요, 알렉세이. 20년째 보리스 일을 맡고 있어요. 벨로바는 내 최고의 제자예요. 제일 불편한 제자.</w:t>
-      </w:r>
-    </w:p>
-    <w:p>
-      <w:pPr>
-        <w:pStyle w:val="BodyText"/>
-      </w:pPr>
-      <w:r>
-        <w:t xml:space="preserve">알렉세이: 그분도 선생님에 대해 똑같이 말해요.</w:t>
-      </w:r>
-    </w:p>
-    <w:p>
-      <w:pPr>
-        <w:pStyle w:val="BodyText"/>
-      </w:pPr>
-      <w:r>
-        <w:t xml:space="preserve">레프: 그럼 서로 그럴 만한 사이네요.</w:t>
-      </w:r>
-    </w:p>
-    <w:p>
-      <w:pPr>
-        <w:pStyle w:val="BodyText"/>
-      </w:pPr>
-      <w:r>
-        <w:t xml:space="preserve">보리스: 바냐의 규칙. 첫째 — 서두르지 않는다. 둘째 — 증기실에선 일 얘기 안 한다. 그다음에 한다.</w:t>
+        <w:t xml:space="preserve">자이체프: 전 차에 남아 있을게요. 필요하면 전화하세요. 필요 없어도 전화하세요, 6시 정각에요.</w:t>
+      </w:r>
+    </w:p>
+    <w:p>
+      <w:pPr>
+        <w:pStyle w:val="BodyText"/>
+      </w:pPr>
+      <w:r>
+        <w:t xml:space="preserve">알렉세이: 아르툠, 정말 바냐에서 변호사가 필요할 거라고 생각해요?</w:t>
+      </w:r>
+    </w:p>
+    <w:p>
+      <w:pPr>
+        <w:pStyle w:val="BodyText"/>
+      </w:pPr>
+      <w:r>
+        <w:t xml:space="preserve">자이체프: 바냐에선 아무한테도 변호사가 필요 없다고 생각해요. 그래서 거기서 제일 중요한 걸 다 정하죠.</w:t>
+      </w:r>
+    </w:p>
+    <w:p>
+      <w:pPr>
+        <w:pStyle w:val="BodyText"/>
+      </w:pPr>
+      <w:r>
+        <w:t xml:space="preserve">알렉세이: 거기서 아무것도 서명 안 할게요, 약속해요. 「안 된다」고 하면 그냥 적어 둘게요.</w:t>
+      </w:r>
+    </w:p>
+    <w:p>
+      <w:pPr>
+        <w:pStyle w:val="BodyText"/>
+      </w:pPr>
+      <w:r>
+        <w:t xml:space="preserve">자이체프: 미로노바처럼 말하기 시작하셨네요. 가세요, 벌써 기다리고 있어요.</w:t>
+      </w:r>
+    </w:p>
+    <w:p>
+      <w:pPr>
+        <w:pStyle w:val="BodyText"/>
+      </w:pPr>
+      <w:r>
+        <w:t xml:space="preserve">보리스: 알렉세이! 들어오게. 이쪽은 레프 마르코비치야, 전화로는 알지.</w:t>
+      </w:r>
+    </w:p>
+    <w:p>
+      <w:pPr>
+        <w:pStyle w:val="BodyText"/>
+      </w:pPr>
+      <w:r>
+        <w:t xml:space="preserve">레프: 안녕하세요, 알렉세이. 20년째 보리스 일을 봐 주고 있어요. 벨로바는 내 최고의 제자이자 제일 껄끄러운 제자예요.</w:t>
+      </w:r>
+    </w:p>
+    <w:p>
+      <w:pPr>
+        <w:pStyle w:val="BodyText"/>
+      </w:pPr>
+      <w:r>
+        <w:t xml:space="preserve">알렉세이: 그거 아세요? 그분도 당신에 대해 똑같이 말해요.</w:t>
+      </w:r>
+    </w:p>
+    <w:p>
+      <w:pPr>
+        <w:pStyle w:val="BodyText"/>
+      </w:pPr>
+      <w:r>
+        <w:t xml:space="preserve">레프: 그럼 우린 서로에게 딱 맞는 상대네요. 아마 공평한 거겠죠.</w:t>
+      </w:r>
+    </w:p>
+    <w:p>
+      <w:pPr>
+        <w:pStyle w:val="BodyText"/>
+      </w:pPr>
+      <w:r>
+        <w:t xml:space="preserve">보리스: 바냐의 규칙. 첫째 — 서두르지 말 것. 둘째 — 증기실에선 일 얘기를 안 해, 나와서 하지.</w:t>
       </w:r>
     </w:p>
     <w:p>
@@ -3714,31 +3714,31 @@
         <w:pStyle w:val="BodyText"/>
       </w:pPr>
       <w:r>
-        <w:t xml:space="preserve">보리스: 삶. 사람. 누구를 믿을 수 있는지. 그건 일이 아니야. 일보다 중요하지.</w:t>
-      </w:r>
-    </w:p>
-    <w:p>
-      <w:pPr>
-        <w:pStyle w:val="BodyText"/>
-      </w:pPr>
-      <w:r>
-        <w:t xml:space="preserve">레프: 셋째 규칙 — 술은 나중에. 먼저 말고. 보리스는 98년부터 바냐에서 술을 안 마셔요.</w:t>
-      </w:r>
-    </w:p>
-    <w:p>
-      <w:pPr>
-        <w:pStyle w:val="BodyText"/>
-      </w:pPr>
-      <w:r>
-        <w:t xml:space="preserve">알렉세이: 98년부터요? 왜요?</w:t>
-      </w:r>
-    </w:p>
-    <w:p>
-      <w:pPr>
-        <w:pStyle w:val="BodyText"/>
-      </w:pPr>
-      <w:r>
-        <w:t xml:space="preserve">보리스: 나중에 얘기하지. 옷 벗게. 빗자루는 — 참나무. 내가 직접 엮었어.</w:t>
+        <w:t xml:space="preserve">보리스: 인생, 사람, 누구를 믿을 수 있는지. 그건 일이 아니야, 일보다 중요하지.</w:t>
+      </w:r>
+    </w:p>
+    <w:p>
+      <w:pPr>
+        <w:pStyle w:val="BodyText"/>
+      </w:pPr>
+      <w:r>
+        <w:t xml:space="preserve">레프: 셋째 규칙 — 술은 나중에, 먼저가 아니라. 보리스는 98년부터 바냐에서 술을 안 마셔요.</w:t>
+      </w:r>
+    </w:p>
+    <w:p>
+      <w:pPr>
+        <w:pStyle w:val="BodyText"/>
+      </w:pPr>
+      <w:r>
+        <w:t xml:space="preserve">알렉세이: 98년부터요? 왜 하필 그해부터요?</w:t>
+      </w:r>
+    </w:p>
+    <w:p>
+      <w:pPr>
+        <w:pStyle w:val="BodyText"/>
+      </w:pPr>
+      <w:r>
+        <w:t xml:space="preserve">보리스: 나중에 얘기해 주지. 옷 벗게. 빗자루는 참나무야, 내가 직접 엮었지.</w:t>
       </w:r>
     </w:p>
     <w:bookmarkEnd w:id="33"/>
@@ -3756,279 +3756,279 @@
         <w:pStyle w:val="FirstParagraph"/>
       </w:pPr>
       <w:r>
-        <w:t xml:space="preserve">레프: 90도. 알렉세이, 진짜 바냐는 와 봤어요?</w:t>
-      </w:r>
-    </w:p>
-    <w:p>
-      <w:pPr>
-        <w:pStyle w:val="BodyText"/>
-      </w:pPr>
-      <w:r>
-        <w:t xml:space="preserve">알렉세이: 어릴 때요. 툴라 할아버지 댁에서. 할아버지가 빗자루로 때려 주셨어요. 울었어요.</w:t>
-      </w:r>
-    </w:p>
-    <w:p>
-      <w:pPr>
-        <w:pStyle w:val="BodyText"/>
-      </w:pPr>
-      <w:r>
-        <w:t xml:space="preserve">보리스: 다들 울었지. 할아버지가 제대로 하셨다는 뜻이야. 누워. 내가 쳐 주지.</w:t>
-      </w:r>
-    </w:p>
-    <w:p>
-      <w:pPr>
-        <w:pStyle w:val="BodyText"/>
-      </w:pPr>
-      <w:r>
-        <w:t xml:space="preserve">알렉세이: 선생님이요? 저를요?</w:t>
-      </w:r>
-    </w:p>
-    <w:p>
-      <w:pPr>
-        <w:pStyle w:val="BodyText"/>
-      </w:pPr>
-      <w:r>
-        <w:t xml:space="preserve">보리스: 내가. 자네를. 이게 신뢰야, 알렉세이. 자넨 누워 있고, 난 빗자루를 들고 있어. 내가 뭘 하는지 자넨 못 봐. 그냥 내가 등을 부러뜨리지 않을 거라고 믿는 거지.</w:t>
-      </w:r>
-    </w:p>
-    <w:p>
-      <w:pPr>
-        <w:pStyle w:val="BodyText"/>
-      </w:pPr>
-      <w:r>
-        <w:t xml:space="preserve">알렉세이: 부러뜨리시면요?</w:t>
-      </w:r>
-    </w:p>
-    <w:p>
-      <w:pPr>
-        <w:pStyle w:val="BodyText"/>
-      </w:pPr>
-      <w:r>
-        <w:t xml:space="preserve">보리스: 그럼 1초 만에 나에 대해 전부 알게 되겠지. 사람을 아는 싼 방법이야.</w:t>
-      </w:r>
-    </w:p>
-    <w:p>
-      <w:pPr>
-        <w:pStyle w:val="BodyText"/>
-      </w:pPr>
-      <w:r>
-        <w:t xml:space="preserve">레프: 보리스는 늘 이렇게 시험해요. 날 99년에 쳤죠. 나도 울었어요.</w:t>
-      </w:r>
-    </w:p>
-    <w:p>
-      <w:pPr>
-        <w:pStyle w:val="BodyText"/>
-      </w:pPr>
-      <w:r>
-        <w:t xml:space="preserve">알렉세이: 레프 마르코비치, 98년엔 무슨 일이 있었어요? 보리스 이고레비치는 「나중에」라고 하셨는데.</w:t>
-      </w:r>
-    </w:p>
-    <w:p>
-      <w:pPr>
-        <w:pStyle w:val="BodyText"/>
-      </w:pPr>
-      <w:r>
-        <w:t xml:space="preserve">레프: 보리스, 말해도 돼?</w:t>
-      </w:r>
-    </w:p>
-    <w:p>
-      <w:pPr>
-        <w:pStyle w:val="BodyText"/>
-      </w:pPr>
-      <w:r>
-        <w:t xml:space="preserve">보리스: 말해. 난 빗자루질 좀 하고 있을게.</w:t>
-      </w:r>
-    </w:p>
-    <w:p>
-      <w:pPr>
-        <w:pStyle w:val="BodyText"/>
-      </w:pPr>
-      <w:r>
-        <w:t xml:space="preserve">레프: 98년에 보리스에겐 파트너가 있었어요. 12년을 함께했죠. 토요일마다 바냐, 코냑, 명절은 늘 같이. 8월에 디폴트가 터졌어요. 일주일 뒤 파트너가 회사 돈 전부를 키프로스로 보냈어요. 그리고 떠났죠.</w:t>
-      </w:r>
-    </w:p>
-    <w:p>
-      <w:pPr>
-        <w:pStyle w:val="BodyText"/>
-      </w:pPr>
-      <w:r>
-        <w:t xml:space="preserve">알렉세이: 돈 전부를요?</w:t>
-      </w:r>
-    </w:p>
-    <w:p>
-      <w:pPr>
-        <w:pStyle w:val="BodyText"/>
-      </w:pPr>
-      <w:r>
-        <w:t xml:space="preserve">보리스: 전부. 내 돈도, 일꾼들 돈도. 200명. 월급 없이. 자네 아버지 공장처럼.</w:t>
-      </w:r>
-    </w:p>
-    <w:p>
-      <w:pPr>
-        <w:pStyle w:val="BodyText"/>
-      </w:pPr>
-      <w:r>
-        <w:t xml:space="preserve">알렉세이: 아버지 얘기는 어떻게 아세요?</w:t>
-      </w:r>
-    </w:p>
-    <w:p>
-      <w:pPr>
-        <w:pStyle w:val="BodyText"/>
-      </w:pPr>
-      <w:r>
-        <w:t xml:space="preserve">보리스: 벨로바가 말해 줬지. 자네가 누구냐고 물었더니 이러더군: 「통조림으로 월급 받은 엔지니어의 아들」. 그게 어떤 숫자보다 잘 이해됐어. 그러니까 자넨 주인이 자기 사람들을 버린다는 게 뭔지 알겠지.</w:t>
-      </w:r>
-    </w:p>
-    <w:p>
-      <w:pPr>
-        <w:pStyle w:val="BodyText"/>
-      </w:pPr>
-      <w:r>
-        <w:t xml:space="preserve">알렉세이: 알아요. 아버지는 아직도 그 얘기를 담담하게 못 하세요.</w:t>
-      </w:r>
-    </w:p>
-    <w:p>
-      <w:pPr>
-        <w:pStyle w:val="BodyText"/>
-      </w:pPr>
-      <w:r>
-        <w:t xml:space="preserve">레프: 보리스는 2년 만에 일꾼들에게 전부 갚았어요. 아파트를 팔았죠. 겨울을 여기, 다차에서 났어요.</w:t>
-      </w:r>
-    </w:p>
-    <w:p>
-      <w:pPr>
-        <w:pStyle w:val="BodyText"/>
-      </w:pPr>
-      <w:r>
-        <w:t xml:space="preserve">보리스: 그 뒤로 바냐에서 술을 안 마셔. 그 파트너가 늘 먼저 따랐거든. 난 늘 마셨고. 나중에 깨달았지: 바냐에선 사람을 맨정신으로 봐야 한다고. 취하면 — 다 좋은 사람이야.</w:t>
-      </w:r>
-    </w:p>
-    <w:p>
-      <w:pPr>
-        <w:pStyle w:val="BodyText"/>
-      </w:pPr>
-      <w:r>
-        <w:t xml:space="preserve">알렉세이: 그러니까 절 시험하시는 거네요. 맨정신에. 벌거벗고. 빗자루로.</w:t>
-      </w:r>
-    </w:p>
-    <w:p>
-      <w:pPr>
-        <w:pStyle w:val="BodyText"/>
-      </w:pPr>
-      <w:r>
-        <w:t xml:space="preserve">보리스: 시험하지. 25년 동안 사람을 잘못 본 적이 없어. 언젠가 잘못 볼까 봐 두려워.</w:t>
-      </w:r>
-    </w:p>
-    <w:p>
-      <w:pPr>
-        <w:pStyle w:val="BodyText"/>
-      </w:pPr>
-      <w:r>
-        <w:t xml:space="preserve">레프: 잘못 안 봐. 벨로바는 틀리지 않아. 그리고 넌 벨로바를 믿고.</w:t>
-      </w:r>
-    </w:p>
-    <w:p>
-      <w:pPr>
-        <w:pStyle w:val="BodyText"/>
-      </w:pPr>
-      <w:r>
-        <w:t xml:space="preserve">보리스: 됐어. 덥다. 찬물로. 그다음 차. 그리고 하나 더, 알렉세이.</w:t>
-      </w:r>
-    </w:p>
-    <w:p>
-      <w:pPr>
-        <w:pStyle w:val="BodyText"/>
-      </w:pPr>
-      <w:r>
-        <w:t xml:space="preserve">알렉세이: 말씀하세요.</w:t>
-      </w:r>
-    </w:p>
-    <w:p>
-      <w:pPr>
-        <w:pStyle w:val="BodyText"/>
-      </w:pPr>
-      <w:r>
-        <w:t xml:space="preserve">보리스: 볼코프가 자네한테 전화했나?</w:t>
-      </w:r>
-    </w:p>
-    <w:p>
-      <w:pPr>
-        <w:pStyle w:val="BodyText"/>
-      </w:pPr>
-      <w:r>
-        <w:t xml:space="preserve">알렉세이: 전화는 안 했어요. 학회에서 다가왔어요. 유통을 넘기라고 했어요. 거절했어요.</w:t>
-      </w:r>
-    </w:p>
-    <w:p>
-      <w:pPr>
-        <w:pStyle w:val="BodyText"/>
-      </w:pPr>
-      <w:r>
-        <w:t xml:space="preserve">보리스: 알아. 어제 나한테 전화했어. 나한테.</w:t>
-      </w:r>
-    </w:p>
-    <w:p>
-      <w:pPr>
-        <w:pStyle w:val="BodyText"/>
-      </w:pPr>
-      <w:r>
-        <w:t xml:space="preserve">알렉세이: 선생님께요? 왜요?</w:t>
-      </w:r>
-    </w:p>
-    <w:p>
-      <w:pPr>
-        <w:pStyle w:val="BodyText"/>
-      </w:pPr>
-      <w:r>
-        <w:t xml:space="preserve">보리스: 이러더군: 「보리스 이고레비치, 그 작은 회사에 들어가지 마세요. 2년 뒤면 내 것이 됩니다. 차라리 우리 회사에 들어오세요」. 「세베르나야 파르마」 지분을 제안했어. 좋은 지분. 자네들 것보다 크게.</w:t>
-      </w:r>
-    </w:p>
-    <w:p>
-      <w:pPr>
-        <w:pStyle w:val="BodyText"/>
-      </w:pPr>
-      <w:r>
-        <w:t xml:space="preserve">알렉세이: 뭐라고 답하셨어요?</w:t>
-      </w:r>
-    </w:p>
-    <w:p>
-      <w:pPr>
-        <w:pStyle w:val="BodyText"/>
-      </w:pPr>
-      <w:r>
-        <w:t xml:space="preserve">보리스: 아무것도. 「생각해 보겠다」고 했지. 이미 결정했을 때 난 늘 그렇게 말해.</w:t>
-      </w:r>
-    </w:p>
-    <w:p>
-      <w:pPr>
-        <w:pStyle w:val="BodyText"/>
-      </w:pPr>
-      <w:r>
-        <w:t xml:space="preserve">알렉세이: 뭘로 결정하셨어요?</w:t>
-      </w:r>
-    </w:p>
-    <w:p>
-      <w:pPr>
-        <w:pStyle w:val="BodyText"/>
-      </w:pPr>
-      <w:r>
-        <w:t xml:space="preserve">보리스: 그건 찬물 뒤에 알게 될 거야. 가. 먼저 들어가.</w:t>
-      </w:r>
-    </w:p>
-    <w:p>
-      <w:pPr>
-        <w:pStyle w:val="BodyText"/>
-      </w:pPr>
-      <w:r>
-        <w:t xml:space="preserve">레프: 손님을 늘 먼저 보내요. 바로 뛰어드는지, 손가락으로 먼저 재 보는지 보려고요.</w:t>
-      </w:r>
-    </w:p>
-    <w:p>
-      <w:pPr>
-        <w:pStyle w:val="BodyText"/>
-      </w:pPr>
-      <w:r>
-        <w:t xml:space="preserve">알렉세이: 뛰어들게요. 바로. 전 늘 서둘러요. 그게 제 단점이에요.</w:t>
+        <w:t xml:space="preserve">레프: 여긴 90도예요. 알렉세이, 진짜 바냐에 와 본 적 있어요?</w:t>
+      </w:r>
+    </w:p>
+    <w:p>
+      <w:pPr>
+        <w:pStyle w:val="BodyText"/>
+      </w:pPr>
+      <w:r>
+        <w:t xml:space="preserve">알렉세이: 어릴 때 툴라 할아버지 댁에서요. 할아버지가 빗자루로 두드려 주셨는데 전 울었어요.</w:t>
+      </w:r>
+    </w:p>
+    <w:p>
+      <w:pPr>
+        <w:pStyle w:val="BodyText"/>
+      </w:pPr>
+      <w:r>
+        <w:t xml:space="preserve">보리스: 다들 울었지. 할아버지가 제대로 하셨다는 뜻이야. 누워, 내가 해 주지.</w:t>
+      </w:r>
+    </w:p>
+    <w:p>
+      <w:pPr>
+        <w:pStyle w:val="BodyText"/>
+      </w:pPr>
+      <w:r>
+        <w:t xml:space="preserve">알렉세이: 직접요? 저를 두드려 주신다고요?</w:t>
+      </w:r>
+    </w:p>
+    <w:p>
+      <w:pPr>
+        <w:pStyle w:val="BodyText"/>
+      </w:pPr>
+      <w:r>
+        <w:t xml:space="preserve">보리스: 내가 자네를. 이건 신뢰야, 알렉세이. 자넨 누워 있고 난 빗자루를 들고 있어. 내가 뭘 하는지 안 보이고, 그저 내가 등을 부러뜨리지 않을 거라고 믿는 거지. 날 본 게 두 번째인데도.</w:t>
+      </w:r>
+    </w:p>
+    <w:p>
+      <w:pPr>
+        <w:pStyle w:val="BodyText"/>
+      </w:pPr>
+      <w:r>
+        <w:t xml:space="preserve">알렉세이: 그래도 부러뜨리시면요?</w:t>
+      </w:r>
+    </w:p>
+    <w:p>
+      <w:pPr>
+        <w:pStyle w:val="BodyText"/>
+      </w:pPr>
+      <w:r>
+        <w:t xml:space="preserve">보리스: 그럼 1초 만에 나에 대해 전부 알게 되겠지. 사람을 알아보는 제일 싼 방법이야.</w:t>
+      </w:r>
+    </w:p>
+    <w:p>
+      <w:pPr>
+        <w:pStyle w:val="BodyText"/>
+      </w:pPr>
+      <w:r>
+        <w:t xml:space="preserve">레프: 보리스는 늘 이렇게 사람을 시험해요. 나는 99년에 당했는데, 나도 울었어요.</w:t>
+      </w:r>
+    </w:p>
+    <w:p>
+      <w:pPr>
+        <w:pStyle w:val="BodyText"/>
+      </w:pPr>
+      <w:r>
+        <w:t xml:space="preserve">알렉세이: 레프 마르코비치, 98년엔 무슨 일이 있었어요? 보리스 이고레비치는 「나중에」라고 하셨어요.</w:t>
+      </w:r>
+    </w:p>
+    <w:p>
+      <w:pPr>
+        <w:pStyle w:val="BodyText"/>
+      </w:pPr>
+      <w:r>
+        <w:t xml:space="preserve">레프: 보리스, 얘기해도 돼?</w:t>
+      </w:r>
+    </w:p>
+    <w:p>
+      <w:pPr>
+        <w:pStyle w:val="BodyText"/>
+      </w:pPr>
+      <w:r>
+        <w:t xml:space="preserve">보리스: 해. 난 그동안 빗자루질 좀 하지.</w:t>
+      </w:r>
+    </w:p>
+    <w:p>
+      <w:pPr>
+        <w:pStyle w:val="BodyText"/>
+      </w:pPr>
+      <w:r>
+        <w:t xml:space="preserve">레프: 98년에 보리스한테 파트너가 있었어요. 12년을 함께했죠: 토요일마다 바냐, 코냑, 명절도 전부 함께. 8월에 디폴트가 터졌어요. 일주일 뒤 파트너가 회사 돈을 전부 키프로스로 옮기고 작별 인사도 없이 떠났어요.</w:t>
+      </w:r>
+    </w:p>
+    <w:p>
+      <w:pPr>
+        <w:pStyle w:val="BodyText"/>
+      </w:pPr>
+      <w:r>
+        <w:t xml:space="preserve">알렉세이: 돈을 전부요? 정말 전부요?</w:t>
+      </w:r>
+    </w:p>
+    <w:p>
+      <w:pPr>
+        <w:pStyle w:val="BodyText"/>
+      </w:pPr>
+      <w:r>
+        <w:t xml:space="preserve">보리스: 전부. 내 돈도, 일꾼들 돈도. 200명이 월급을 못 받았어, 자네 아버지 공장처럼.</w:t>
+      </w:r>
+    </w:p>
+    <w:p>
+      <w:pPr>
+        <w:pStyle w:val="BodyText"/>
+      </w:pPr>
+      <w:r>
+        <w:t xml:space="preserve">알렉세이: 저희 아버지 얘긴 어떻게 아세요?</w:t>
+      </w:r>
+    </w:p>
+    <w:p>
+      <w:pPr>
+        <w:pStyle w:val="BodyText"/>
+      </w:pPr>
+      <w:r>
+        <w:t xml:space="preserve">보리스: 벨로바가 말해 줬어. 자네가 누구냐고 물었더니 「통조림으로 월급 받은 엔지니어의 아들」이라고 하더군. 그게 어떤 숫자보다 잘 와닿았어. 그러니 자넨 주인이 자기 사람들을 버리는 게 어떤 건지 알겠지. 설명할 필요도 없이.</w:t>
+      </w:r>
+    </w:p>
+    <w:p>
+      <w:pPr>
+        <w:pStyle w:val="BodyText"/>
+      </w:pPr>
+      <w:r>
+        <w:t xml:space="preserve">알렉세이: 알아요. 아버지는 지금도 그 얘기를 담담하게 못 하세요.</w:t>
+      </w:r>
+    </w:p>
+    <w:p>
+      <w:pPr>
+        <w:pStyle w:val="BodyText"/>
+      </w:pPr>
+      <w:r>
+        <w:t xml:space="preserve">레프: 보리스는 2년 만에 일꾼들한테 한 푼도 빠짐없이 다 돌려줬어요. 아파트를 팔고, 겨울에도 여기 다차에서 살았죠.</w:t>
+      </w:r>
+    </w:p>
+    <w:p>
+      <w:pPr>
+        <w:pStyle w:val="BodyText"/>
+      </w:pPr>
+      <w:r>
+        <w:t xml:space="preserve">보리스: 그 뒤로 바냐에선 안 마셔. 그 파트너는 늘 먼저 따랐고, 난 늘 마셨지. 나중에 깨달았어: 바냐에선 사람을 맨정신으로 봐야 해. 취하면 다 좋은 사람이거든.</w:t>
+      </w:r>
+    </w:p>
+    <w:p>
+      <w:pPr>
+        <w:pStyle w:val="BodyText"/>
+      </w:pPr>
+      <w:r>
+        <w:t xml:space="preserve">알렉세이: 그러니까 저를 맨정신에, 맨몸에, 빗자루로 시험하시는 거네요.</w:t>
+      </w:r>
+    </w:p>
+    <w:p>
+      <w:pPr>
+        <w:pStyle w:val="BodyText"/>
+      </w:pPr>
+      <w:r>
+        <w:t xml:space="preserve">보리스: 시험하지. 25년 동안 사람을 잘못 본 적이 없는데, 언젠가는 잘못 볼까 봐 겁나.</w:t>
+      </w:r>
+    </w:p>
+    <w:p>
+      <w:pPr>
+        <w:pStyle w:val="BodyText"/>
+      </w:pPr>
+      <w:r>
+        <w:t xml:space="preserve">레프: 안 틀릴 거야. 벨로바는 안 틀리고, 넌 벨로바를 믿잖아.</w:t>
+      </w:r>
+    </w:p>
+    <w:p>
+      <w:pPr>
+        <w:pStyle w:val="BodyText"/>
+      </w:pPr>
+      <w:r>
+        <w:t xml:space="preserve">보리스: 그만, 너무 덥다. 이제 찬물에 들어갔다가 차를 마시자. 그리고 하나 더, 알렉세이.</w:t>
+      </w:r>
+    </w:p>
+    <w:p>
+      <w:pPr>
+        <w:pStyle w:val="BodyText"/>
+      </w:pPr>
+      <w:r>
+        <w:t xml:space="preserve">알렉세이: 네, 보리스 이고레비치, 잘 듣고 있어요.</w:t>
+      </w:r>
+    </w:p>
+    <w:p>
+      <w:pPr>
+        <w:pStyle w:val="BodyText"/>
+      </w:pPr>
+      <w:r>
+        <w:t xml:space="preserve">보리스: 최근에 볼코프가 자네한테 전화했나?</w:t>
+      </w:r>
+    </w:p>
+    <w:p>
+      <w:pPr>
+        <w:pStyle w:val="BodyText"/>
+      </w:pPr>
+      <w:r>
+        <w:t xml:space="preserve">알렉세이: 전화는 안 했지만, 학회에서 다가와서 유통을 넘기라고 했어요. 거절했고요.</w:t>
+      </w:r>
+    </w:p>
+    <w:p>
+      <w:pPr>
+        <w:pStyle w:val="BodyText"/>
+      </w:pPr>
+      <w:r>
+        <w:t xml:space="preserve">보리스: 알아. 그런데 어제 나한테 전화했어, 나한테 직접.</w:t>
+      </w:r>
+    </w:p>
+    <w:p>
+      <w:pPr>
+        <w:pStyle w:val="BodyText"/>
+      </w:pPr>
+      <w:r>
+        <w:t xml:space="preserve">알렉세이: 회장님께요? 왜 전화했대요?</w:t>
+      </w:r>
+    </w:p>
+    <w:p>
+      <w:pPr>
+        <w:pStyle w:val="BodyText"/>
+      </w:pPr>
+      <w:r>
+        <w:t xml:space="preserve">보리스: 이러더군: 「보리스 이고레비치, 그 작은 회사엔 들어가지 마세요. 2년 뒤면 제 것이 될 겁니다. 차라리 제 회사에 들어오세요」. 그리고 「세베르나야 파르마」 지분을 제안했어. 좋은 지분이지, 자네들 것보다 크고.</w:t>
+      </w:r>
+    </w:p>
+    <w:p>
+      <w:pPr>
+        <w:pStyle w:val="BodyText"/>
+      </w:pPr>
+      <w:r>
+        <w:t xml:space="preserve">알렉세이: 그래서 뭐라고 답하셨어요?</w:t>
+      </w:r>
+    </w:p>
+    <w:p>
+      <w:pPr>
+        <w:pStyle w:val="BodyText"/>
+      </w:pPr>
+      <w:r>
+        <w:t xml:space="preserve">보리스: 별말 안 했어. 「생각해 보겠소」라고 했지. 이미 결정했을 때 난 늘 그렇게 말해.</w:t>
+      </w:r>
+    </w:p>
+    <w:p>
+      <w:pPr>
+        <w:pStyle w:val="BodyText"/>
+      </w:pPr>
+      <w:r>
+        <w:t xml:space="preserve">알렉세이: 그럼 정확히 뭘 결정하셨어요?</w:t>
+      </w:r>
+    </w:p>
+    <w:p>
+      <w:pPr>
+        <w:pStyle w:val="BodyText"/>
+      </w:pPr>
+      <w:r>
+        <w:t xml:space="preserve">보리스: 그건 찬물 들어갔다 와서 알게 될 거야. 가서 먼저 뛰어들게.</w:t>
+      </w:r>
+    </w:p>
+    <w:p>
+      <w:pPr>
+        <w:pStyle w:val="BodyText"/>
+      </w:pPr>
+      <w:r>
+        <w:t xml:space="preserve">레프: 이 사람은 늘 손님을 먼저 보내요. 바로 뛰어드는지, 아니면 손가락으로 먼저 물을 재 보는지 보려고요.</w:t>
+      </w:r>
+    </w:p>
+    <w:p>
+      <w:pPr>
+        <w:pStyle w:val="BodyText"/>
+      </w:pPr>
+      <w:r>
+        <w:t xml:space="preserve">알렉세이: 바로 뛰어들어요. 전 늘 서두르는데, 그게 제 제일 큰 단점이에요.</w:t>
       </w:r>
     </w:p>
     <w:bookmarkEnd w:id="34"/>
@@ -4046,167 +4046,167 @@
         <w:pStyle w:val="FirstParagraph"/>
       </w:pPr>
       <w:r>
-        <w:t xml:space="preserve">보리스: 바로 뛰어들었군. 봤어. 서두르는군. 하지만 서두른다는 걸 거짓말하진 않아. 그거면 치료의 절반이야.</w:t>
-      </w:r>
-    </w:p>
-    <w:p>
-      <w:pPr>
-        <w:pStyle w:val="BodyText"/>
-      </w:pPr>
-      <w:r>
-        <w:t xml:space="preserve">키릴: 보랴 삼촌! 들어가도 돼요? 차 가져왔어요. 백리향 차. 알렉세이 씨, 안녕하세요!</w:t>
-      </w:r>
-    </w:p>
-    <w:p>
-      <w:pPr>
-        <w:pStyle w:val="BodyText"/>
-      </w:pPr>
-      <w:r>
-        <w:t xml:space="preserve">보리스: 앉아라, 키릴. 왔으니.</w:t>
-      </w:r>
-    </w:p>
-    <w:p>
-      <w:pPr>
-        <w:pStyle w:val="BodyText"/>
-      </w:pPr>
-      <w:r>
-        <w:t xml:space="preserve">키릴: 알렉세이 씨, 일주일 내내 그쪽 시장을 공부했어요. 필러는 — 엄청난 잠재력이에요. 특히 SNS에서요.</w:t>
-      </w:r>
-    </w:p>
-    <w:p>
-      <w:pPr>
-        <w:pStyle w:val="BodyText"/>
-      </w:pPr>
-      <w:r>
-        <w:t xml:space="preserve">알렉세이: SNS에서요? 어떻게요?</w:t>
-      </w:r>
-    </w:p>
-    <w:p>
-      <w:pPr>
-        <w:pStyle w:val="BodyText"/>
-      </w:pPr>
-      <w:r>
-        <w:t xml:space="preserve">키릴: 인플루언서요. 팔로워 백만 블로거들. 비포 앤 애프터. 이벤트 — 「무료 시술」. 프로모 코드 할인. 런던에선 모든 브랜드가 그렇게 커요. 1년 뒤면 모스크바 1위가 될 거예요.</w:t>
-      </w:r>
-    </w:p>
-    <w:p>
-      <w:pPr>
-        <w:pStyle w:val="BodyText"/>
-      </w:pPr>
-      <w:r>
-        <w:t xml:space="preserve">알렉세이: 아이디어 고마워요. 하지만 우린 달라요. 「비포 앤 애프터」는 — 안 돼요. 의료기기 광고예요.</w:t>
-      </w:r>
-    </w:p>
-    <w:p>
-      <w:pPr>
-        <w:pStyle w:val="BodyText"/>
-      </w:pPr>
-      <w:r>
-        <w:t xml:space="preserve">키릴: 다들 그렇게 해요.</w:t>
-      </w:r>
-    </w:p>
-    <w:p>
-      <w:pPr>
-        <w:pStyle w:val="BodyText"/>
-      </w:pPr>
-      <w:r>
-        <w:t xml:space="preserve">알렉세이: 그 말 자주 들어요. 보통 뭔가 나쁜 걸 제안하기 직전에요. 우리 매니저 말이에요.</w:t>
-      </w:r>
-    </w:p>
-    <w:p>
-      <w:pPr>
-        <w:pStyle w:val="BodyText"/>
-      </w:pPr>
-      <w:r>
-        <w:t xml:space="preserve">키릴: 그럼 프로모 코드는요? 할인은요?</w:t>
-      </w:r>
-    </w:p>
-    <w:p>
-      <w:pPr>
-        <w:pStyle w:val="BodyText"/>
-      </w:pPr>
-      <w:r>
-        <w:t xml:space="preserve">알렉세이: 우린 모두에게 같은 가격표예요. 할인은 — 물량에만. 단계표대로. 프로모 코드는 없어요.</w:t>
-      </w:r>
-    </w:p>
-    <w:p>
-      <w:pPr>
-        <w:pStyle w:val="BodyText"/>
-      </w:pPr>
-      <w:r>
-        <w:t xml:space="preserve">키릴: 그럼 어떻게 성장하실 거예요?</w:t>
-      </w:r>
-    </w:p>
-    <w:p>
-      <w:pPr>
-        <w:pStyle w:val="BodyText"/>
-      </w:pPr>
-      <w:r>
-        <w:t xml:space="preserve">알렉세이: 천천히. 교육으로. 모든 의사는 먼저 시험을 봐요. 그다음 사요. 우리 센터 이름이 「천천히」예요.</w:t>
-      </w:r>
-    </w:p>
-    <w:p>
-      <w:pPr>
-        <w:pStyle w:val="BodyText"/>
-      </w:pPr>
-      <w:r>
-        <w:t xml:space="preserve">키릴: 「천천히」요? 그건 안티 마케팅이잖아요. 런던에선 이렇게 배웠어요: 속도가 전부라고.</w:t>
-      </w:r>
-    </w:p>
-    <w:p>
-      <w:pPr>
-        <w:pStyle w:val="BodyText"/>
-      </w:pPr>
-      <w:r>
-        <w:t xml:space="preserve">보리스: 키릴, 장작 좀 가져와라. 두 번째 증기용으로.</w:t>
-      </w:r>
-    </w:p>
-    <w:p>
-      <w:pPr>
-        <w:pStyle w:val="BodyText"/>
-      </w:pPr>
-      <w:r>
-        <w:t xml:space="preserve">키릴: 삼촌, 이제 막 앉았는데…</w:t>
-      </w:r>
-    </w:p>
-    <w:p>
-      <w:pPr>
-        <w:pStyle w:val="BodyText"/>
-      </w:pPr>
-      <w:r>
-        <w:t xml:space="preserve">보리스: 가져와. 장작도 사업이야. 느린 사업.</w:t>
-      </w:r>
-    </w:p>
-    <w:p>
-      <w:pPr>
-        <w:pStyle w:val="BodyText"/>
-      </w:pPr>
-      <w:r>
-        <w:t xml:space="preserve">레프: 착한 애예요. 그냥 2년째 런던을 어디 써먹을지 찾고 있을 뿐이죠.</w:t>
-      </w:r>
-    </w:p>
-    <w:p>
-      <w:pPr>
-        <w:pStyle w:val="BodyText"/>
-      </w:pPr>
-      <w:r>
-        <w:t xml:space="preserve">보리스: 알렉세이, 키릴을 어떻게 보나? 솔직히. 자넨 바냐에 있어.</w:t>
-      </w:r>
-    </w:p>
-    <w:p>
-      <w:pPr>
-        <w:pStyle w:val="BodyText"/>
-      </w:pPr>
-      <w:r>
-        <w:t xml:space="preserve">알렉세이: 솔직히요? 일하고 싶어 해요. 그런데 빨리 팔고 싶어 해요. 우리한테 빨리는 — 결절이에요.</w:t>
-      </w:r>
-    </w:p>
-    <w:p>
-      <w:pPr>
-        <w:pStyle w:val="BodyText"/>
-      </w:pPr>
-      <w:r>
-        <w:t xml:space="preserve">보리스: 알아. 여동생이 매주 전화해. 「보랴, 키릴을 의료 쪽에 넣어 줘. 오빠 이제 의료 하잖아」.</w:t>
+        <w:t xml:space="preserve">보리스: 바로 뛰어들더군, 봤어. 서두르지만 서두른다는 걸 숨기진 않아. 그게 벌써 치료의 절반이야.</w:t>
+      </w:r>
+    </w:p>
+    <w:p>
+      <w:pPr>
+        <w:pStyle w:val="BodyText"/>
+      </w:pPr>
+      <w:r>
+        <w:t xml:space="preserve">키릴: 보랴 삼촌! 들어가도 돼요? 백리향 차 가져왔어요. 알렉세이, 안녕하세요!</w:t>
+      </w:r>
+    </w:p>
+    <w:p>
+      <w:pPr>
+        <w:pStyle w:val="BodyText"/>
+      </w:pPr>
+      <w:r>
+        <w:t xml:space="preserve">보리스: 앉아라, 키릴. 이왕 왔으니.</w:t>
+      </w:r>
+    </w:p>
+    <w:p>
+      <w:pPr>
+        <w:pStyle w:val="BodyText"/>
+      </w:pPr>
+      <w:r>
+        <w:t xml:space="preserve">키릴: 알렉세이, 일주일 내내 당신네 시장을 조사했어요. 필러는 잠재력이 엄청나요, 특히 SNS에서요.</w:t>
+      </w:r>
+    </w:p>
+    <w:p>
+      <w:pPr>
+        <w:pStyle w:val="BodyText"/>
+      </w:pPr>
+      <w:r>
+        <w:t xml:space="preserve">알렉세이: SNS에서요? 어떻게 하실 생각인데요?</w:t>
+      </w:r>
+    </w:p>
+    <w:p>
+      <w:pPr>
+        <w:pStyle w:val="BodyText"/>
+      </w:pPr>
+      <w:r>
+        <w:t xml:space="preserve">키릴: 인플루언서, 구독자 백만 명짜리 블로거, 비포 앤 애프터. 「무료 시술」 이벤트, 프로모 코드 할인. 런던에선 모든 브랜드가 그렇게 커요. 1년이면 모스크바 1위가 될 거예요, 장담해요.</w:t>
+      </w:r>
+    </w:p>
+    <w:p>
+      <w:pPr>
+        <w:pStyle w:val="BodyText"/>
+      </w:pPr>
+      <w:r>
+        <w:t xml:space="preserve">알렉세이: 아이디어는 고마워요, 하지만 우리는 완전히 달라요. 「비포 앤 애프터」는 의료기기 광고라서 안 돼요.</w:t>
+      </w:r>
+    </w:p>
+    <w:p>
+      <w:pPr>
+        <w:pStyle w:val="BodyText"/>
+      </w:pPr>
+      <w:r>
+        <w:t xml:space="preserve">키릴: 하지만 다들 그렇게 하는데 아무 문제 없잖아요.</w:t>
+      </w:r>
+    </w:p>
+    <w:p>
+      <w:pPr>
+        <w:pStyle w:val="BodyText"/>
+      </w:pPr>
+      <w:r>
+        <w:t xml:space="preserve">알렉세이: 그 말 자주 들어요, 대개 뭔가 나쁜 걸 제안하기 직전에요. 그건 그렇고, 우리 매니저가 한 말이에요.</w:t>
+      </w:r>
+    </w:p>
+    <w:p>
+      <w:pPr>
+        <w:pStyle w:val="BodyText"/>
+      </w:pPr>
+      <w:r>
+        <w:t xml:space="preserve">키릴: 좋아요, 그럼 프로모 코드는요? 할인은요?</w:t>
+      </w:r>
+    </w:p>
+    <w:p>
+      <w:pPr>
+        <w:pStyle w:val="BodyText"/>
+      </w:pPr>
+      <w:r>
+        <w:t xml:space="preserve">알렉세이: 우리는 모두에게 가격표가 하나예요. 할인은 물량에 따른 단계 할인뿐이고, 프로모 코드는 없어요.</w:t>
+      </w:r>
+    </w:p>
+    <w:p>
+      <w:pPr>
+        <w:pStyle w:val="BodyText"/>
+      </w:pPr>
+      <w:r>
+        <w:t xml:space="preserve">키릴: 그럼 대체 어떻게 성장하려고요?</w:t>
+      </w:r>
+    </w:p>
+    <w:p>
+      <w:pPr>
+        <w:pStyle w:val="BodyText"/>
+      </w:pPr>
+      <w:r>
+        <w:t xml:space="preserve">알렉세이: 천천히, 교육을 통해서요. 모든 의사가 먼저 시험을 보고 나서 사요. 우리 센터 이름이 아예 「천천히」예요.</w:t>
+      </w:r>
+    </w:p>
+    <w:p>
+      <w:pPr>
+        <w:pStyle w:val="BodyText"/>
+      </w:pPr>
+      <w:r>
+        <w:t xml:space="preserve">키릴: 「천천히」요? 그건 안티 마케팅이잖아요. 런던에선 속도가 전부라고 배웠어요.</w:t>
+      </w:r>
+    </w:p>
+    <w:p>
+      <w:pPr>
+        <w:pStyle w:val="BodyText"/>
+      </w:pPr>
+      <w:r>
+        <w:t xml:space="preserve">보리스: 키릴, 두 번째 증기용 장작 좀 가져와라.</w:t>
+      </w:r>
+    </w:p>
+    <w:p>
+      <w:pPr>
+        <w:pStyle w:val="BodyText"/>
+      </w:pPr>
+      <w:r>
+        <w:t xml:space="preserve">키릴: 보랴 삼촌, 저 방금 앉았는데요…</w:t>
+      </w:r>
+    </w:p>
+    <w:p>
+      <w:pPr>
+        <w:pStyle w:val="BodyText"/>
+      </w:pPr>
+      <w:r>
+        <w:t xml:space="preserve">보리스: 가져와. 장작도 사업이야, 그것도 느린 사업.</w:t>
+      </w:r>
+    </w:p>
+    <w:p>
+      <w:pPr>
+        <w:pStyle w:val="BodyText"/>
+      </w:pPr>
+      <w:r>
+        <w:t xml:space="preserve">레프: 착한 애예요. 그냥 2년째 자기 런던을 어디에 써먹을지 찾고 있을 뿐이죠.</w:t>
+      </w:r>
+    </w:p>
+    <w:p>
+      <w:pPr>
+        <w:pStyle w:val="BodyText"/>
+      </w:pPr>
+      <w:r>
+        <w:t xml:space="preserve">보리스: 알렉세이, 키릴을 어떻게 보나? 솔직하게, 여긴 바냐니까.</w:t>
+      </w:r>
+    </w:p>
+    <w:p>
+      <w:pPr>
+        <w:pStyle w:val="BodyText"/>
+      </w:pPr>
+      <w:r>
+        <w:t xml:space="preserve">알렉세이: 솔직히요? 일하고 싶어 하지만 빨리 팔고 싶어 해요. 그런데 우리한테 빨리는 결절이에요.</w:t>
+      </w:r>
+    </w:p>
+    <w:p>
+      <w:pPr>
+        <w:pStyle w:val="BodyText"/>
+      </w:pPr>
+      <w:r>
+        <w:t xml:space="preserve">보리스: 알아. 여동생이 매주 전화해: 「보랴, 키릴을 의료 쪽에 자리 좀 잡아 줘. 이제 오빠도 의료 하잖아」.</w:t>
       </w:r>
     </w:p>
     <w:p>
@@ -4222,63 +4222,63 @@
         <w:pStyle w:val="BodyText"/>
       </w:pPr>
       <w:r>
-        <w:t xml:space="preserve">보리스: 일 얘기는 두 번째 증기 뒤라고 했지. 차 마셔.</w:t>
-      </w:r>
-    </w:p>
-    <w:p>
-      <w:pPr>
-        <w:pStyle w:val="BodyText"/>
-      </w:pPr>
-      <w:r>
-        <w:t xml:space="preserve">레프: 알렉세이, 또 서두르네요.</w:t>
-      </w:r>
-    </w:p>
-    <w:p>
-      <w:pPr>
-        <w:pStyle w:val="BodyText"/>
-      </w:pPr>
-      <w:r>
-        <w:t xml:space="preserve">알렉세이: 죄송해요. 백리향 차. 좋네요.</w:t>
-      </w:r>
-    </w:p>
-    <w:p>
-      <w:pPr>
-        <w:pStyle w:val="BodyText"/>
-      </w:pPr>
-      <w:r>
-        <w:t xml:space="preserve">보리스: 여동생은 — 내게 남은 유일한 가족이야. 아내는 없어. 자식도 없고. 여동생과 키릴뿐이지. 그게 나한테 무슨 뜻인지 알겠나? 지금 답하라는 게 아니야. 이해해 달라는 거지.</w:t>
-      </w:r>
-    </w:p>
-    <w:p>
-      <w:pPr>
-        <w:pStyle w:val="BodyText"/>
-      </w:pPr>
-      <w:r>
-        <w:t xml:space="preserve">알렉세이: 알아요. 저한텐 할머니, 아버지, 어머니가 있어요. 그분들을 위해서라면 많은 걸 할 거예요.</w:t>
-      </w:r>
-    </w:p>
-    <w:p>
-      <w:pPr>
-        <w:pStyle w:val="BodyText"/>
-      </w:pPr>
-      <w:r>
-        <w:t xml:space="preserve">보리스: 많은 걸. 하지만 전부는 아니고?</w:t>
-      </w:r>
-    </w:p>
-    <w:p>
-      <w:pPr>
-        <w:pStyle w:val="BodyText"/>
-      </w:pPr>
-      <w:r>
-        <w:t xml:space="preserve">알렉세이: 전부는 아니에요. 검증 안 된 젤을 할머니께 팔진 않을 거예요. 할머니가 부탁하셔도요.</w:t>
-      </w:r>
-    </w:p>
-    <w:p>
-      <w:pPr>
-        <w:pStyle w:val="BodyText"/>
-      </w:pPr>
-      <w:r>
-        <w:t xml:space="preserve">보리스: 좋은 답이야. 기억하지. 두 번째 증기. 키릴이 장작을 가져왔어.</w:t>
+        <w:t xml:space="preserve">보리스: 일 얘기는 두 번째 증기 다음이라고 했지. 차나 마셔.</w:t>
+      </w:r>
+    </w:p>
+    <w:p>
+      <w:pPr>
+        <w:pStyle w:val="BodyText"/>
+      </w:pPr>
+      <w:r>
+        <w:t xml:space="preserve">레프: 알렉세이, 또 서두르네요. 찬물 들어갈 때처럼요.</w:t>
+      </w:r>
+    </w:p>
+    <w:p>
+      <w:pPr>
+        <w:pStyle w:val="BodyText"/>
+      </w:pPr>
+      <w:r>
+        <w:t xml:space="preserve">알렉세이: 죄송해요. 백리향 차가 정말 좋네요.</w:t>
+      </w:r>
+    </w:p>
+    <w:p>
+      <w:pPr>
+        <w:pStyle w:val="BodyText"/>
+      </w:pPr>
+      <w:r>
+        <w:t xml:space="preserve">보리스: 여동생은 내게 남은 유일한 가족이야. 아내도 없고 자식도 없어, 여동생과 키릴뿐이지. 그게 나한테 무슨 뜻인지 알겠나? 지금 대답을 바라는 게 아니야. 이해해 달라는 거지, 대답은 나중에 하고.</w:t>
+      </w:r>
+    </w:p>
+    <w:p>
+      <w:pPr>
+        <w:pStyle w:val="BodyText"/>
+      </w:pPr>
+      <w:r>
+        <w:t xml:space="preserve">알렉세이: 이해해요. 저한텐 할머니, 아버지, 어머니가 계시고, 그분들을 위해서라면 많은 걸 할 거예요.</w:t>
+      </w:r>
+    </w:p>
+    <w:p>
+      <w:pPr>
+        <w:pStyle w:val="BodyText"/>
+      </w:pPr>
+      <w:r>
+        <w:t xml:space="preserve">보리스: 많은 걸. 하지만 전부는 아니다, 내 말이 맞나?</w:t>
+      </w:r>
+    </w:p>
+    <w:p>
+      <w:pPr>
+        <w:pStyle w:val="BodyText"/>
+      </w:pPr>
+      <w:r>
+        <w:t xml:space="preserve">알렉세이: 전부는 아니에요. 할머니가 직접 부탁하셔도 검증 안 된 젤은 팔지 않을 거예요.</w:t>
+      </w:r>
+    </w:p>
+    <w:p>
+      <w:pPr>
+        <w:pStyle w:val="BodyText"/>
+      </w:pPr>
+      <w:r>
+        <w:t xml:space="preserve">보리스: 좋은 대답이야, 기억해 두지. 두 번째 증기다, 키릴이 장작을 가져왔어.</w:t>
       </w:r>
     </w:p>
     <w:bookmarkEnd w:id="35"/>
@@ -4311,199 +4311,199 @@
         <w:pStyle w:val="FirstParagraph"/>
       </w:pPr>
       <w:r>
-        <w:t xml:space="preserve">레프: 두 번째가 — 제일 뜨거워요. 보리스는 여기서 핵심 질문을 하죠.</w:t>
-      </w:r>
-    </w:p>
-    <w:p>
-      <w:pPr>
-        <w:pStyle w:val="BodyText"/>
-      </w:pPr>
-      <w:r>
-        <w:t xml:space="preserve">알렉세이: 어떤 질문이요?</w:t>
-      </w:r>
-    </w:p>
-    <w:p>
-      <w:pPr>
-        <w:pStyle w:val="BodyText"/>
-      </w:pPr>
-      <w:r>
-        <w:t xml:space="preserve">보리스: 이런 거야. 내가 자네한테 4천만을 줘. 1년 뒤 내가 말하지: 「내가 말한 대로 해」. 계약대로가 아니라 — 사람답게. 자넨 어떻게 하겠나? 바로 답해. 자넨 서두르는 사람이잖아.</w:t>
-      </w:r>
-    </w:p>
-    <w:p>
-      <w:pPr>
-        <w:pStyle w:val="BodyText"/>
-      </w:pPr>
-      <w:r>
-        <w:t xml:space="preserve">알렉세이: 9항을 보여 드릴 거예요. 모든 결정은 — 셋이서. 그리고 문 위의 판지를요.</w:t>
-      </w:r>
-    </w:p>
-    <w:p>
-      <w:pPr>
-        <w:pStyle w:val="BodyText"/>
-      </w:pPr>
-      <w:r>
-        <w:t xml:space="preserve">보리스: 내가 「판지 따위, 내 지분이 20퍼센트야」라고 하면?</w:t>
-      </w:r>
-    </w:p>
-    <w:p>
-      <w:pPr>
-        <w:pStyle w:val="BodyText"/>
-      </w:pPr>
-      <w:r>
-        <w:t xml:space="preserve">알렉세이: 그럼 「아니요」라고 할 거예요. 이리나 세르게예브나도 「아니요」. 올가 페트로브나도. 우린 세 표예요. 선생님께는 돈, 이사회 자리, 그리고 우리의 존경이 있을 거예요. 하지만 판지에 반대하는 표는 아니에요.</w:t>
-      </w:r>
-    </w:p>
-    <w:p>
-      <w:pPr>
-        <w:pStyle w:val="BodyText"/>
-      </w:pPr>
-      <w:r>
-        <w:t xml:space="preserve">보리스: 자넨 빗자루 든 벌거벗은 노인한테 「아니요」라고 하는군. 그 노인의 바냐에서. 4천만 앞에서.</w:t>
-      </w:r>
-    </w:p>
-    <w:p>
-      <w:pPr>
-        <w:pStyle w:val="BodyText"/>
-      </w:pPr>
-      <w:r>
-        <w:t xml:space="preserve">알렉세이: 해요. 맨정신으로 해 달라고 하셨잖아요.</w:t>
-      </w:r>
-    </w:p>
-    <w:p>
-      <w:pPr>
-        <w:pStyle w:val="BodyText"/>
-      </w:pPr>
-      <w:r>
-        <w:t xml:space="preserve">보리스: 하! 레프, 들었나?</w:t>
-      </w:r>
-    </w:p>
-    <w:p>
-      <w:pPr>
-        <w:pStyle w:val="BodyText"/>
-      </w:pPr>
-      <w:r>
-        <w:t xml:space="preserve">레프: 들었어. 벨로바가 경고했지: 「필요하면 그 사람은 ’아니요’라고 할 거예요. 무서워도요」.</w:t>
-      </w:r>
-    </w:p>
-    <w:p>
-      <w:pPr>
-        <w:pStyle w:val="BodyText"/>
-      </w:pPr>
-      <w:r>
-        <w:t xml:space="preserve">보리스: 98년의 그 파트너는 나한테 한 번도 「아니」라고 안 했어. 12년 동안 — 「그래, 보랴」뿐이었지. 그다음엔 — 키프로스. 알겠나? 바냐에서 「아니」라고 못 하는 사람은 언젠가 은행으로 말하게 돼. 말없이.</w:t>
-      </w:r>
-    </w:p>
-    <w:p>
-      <w:pPr>
-        <w:pStyle w:val="BodyText"/>
-      </w:pPr>
-      <w:r>
-        <w:t xml:space="preserve">알렉세이: 은행으로요?</w:t>
-      </w:r>
-    </w:p>
-    <w:p>
-      <w:pPr>
-        <w:pStyle w:val="BodyText"/>
-      </w:pPr>
-      <w:r>
-        <w:t xml:space="preserve">보리스: 송금으로. 키프로스로. 말없이. 그래서 난 소리 내서 「아니」라고 하는 파트너가 필요해.</w:t>
-      </w:r>
-    </w:p>
-    <w:p>
-      <w:pPr>
-        <w:pStyle w:val="BodyText"/>
-      </w:pPr>
-      <w:r>
-        <w:t xml:space="preserve">알렉세이: 그럼 제가 맞네요. 2년째 소리 내서 「아니요」라고 하고 있어요. 은행에, 펀드에, 스타스에, 볼코프에.</w:t>
-      </w:r>
-    </w:p>
-    <w:p>
-      <w:pPr>
-        <w:pStyle w:val="BodyText"/>
-      </w:pPr>
-      <w:r>
-        <w:t xml:space="preserve">보리스: 그리고 나한테. 지금. 좋아. 볼코프 건은 결정했어: 그쪽엔 안 들어가. 자네한테 들어가지.</w:t>
-      </w:r>
-    </w:p>
-    <w:p>
-      <w:pPr>
-        <w:pStyle w:val="BodyText"/>
-      </w:pPr>
-      <w:r>
-        <w:t xml:space="preserve">알렉세이: 감사합니다, 보리스 이고레비치.</w:t>
-      </w:r>
-    </w:p>
-    <w:p>
-      <w:pPr>
-        <w:pStyle w:val="BodyText"/>
-      </w:pPr>
-      <w:r>
-        <w:t xml:space="preserve">보리스: 감사는 서두르지 마. 조건이 있을 거야. 월요일, 서면으로, 레프를 통해. 그중 하나는 자네 마음에 안 들 거야. 하지만 자넨 지금처럼 「아니요」라고 하겠지. 그럼 난 잘못 보지 않았다는 걸 알게 될 거야.</w:t>
-      </w:r>
-    </w:p>
-    <w:p>
-      <w:pPr>
-        <w:pStyle w:val="BodyText"/>
-      </w:pPr>
-      <w:r>
-        <w:t xml:space="preserve">알렉세이: 제가 선생님 조건에 「아니요」라고 하길 원하세요?</w:t>
-      </w:r>
-    </w:p>
-    <w:p>
-      <w:pPr>
-        <w:pStyle w:val="BodyText"/>
-      </w:pPr>
-      <w:r>
-        <w:t xml:space="preserve">보리스: 하는지 알고 싶은 거야. 나머진 — 종이지. 종이는 다 참아. 이거, 미로노바가 하는 말이던가?</w:t>
-      </w:r>
-    </w:p>
-    <w:p>
-      <w:pPr>
-        <w:pStyle w:val="BodyText"/>
-      </w:pPr>
-      <w:r>
-        <w:t xml:space="preserve">레프: 미로노바죠. 12년 전에 만들었어요. 나자로바한테 거절당한 뒤에.</w:t>
-      </w:r>
-    </w:p>
-    <w:p>
-      <w:pPr>
-        <w:pStyle w:val="BodyText"/>
-      </w:pPr>
-      <w:r>
-        <w:t xml:space="preserve">알렉세이: 레프 마르코비치, 저희에 대해 다 아시네요.</w:t>
-      </w:r>
-    </w:p>
-    <w:p>
-      <w:pPr>
-        <w:pStyle w:val="BodyText"/>
-      </w:pPr>
-      <w:r>
-        <w:t xml:space="preserve">레프: 난 모두에 대해 다 알아요. 그게 내 일이에요. 그래서 말을 아끼죠.</w:t>
-      </w:r>
-    </w:p>
-    <w:p>
-      <w:pPr>
-        <w:pStyle w:val="BodyText"/>
-      </w:pPr>
-      <w:r>
-        <w:t xml:space="preserve">보리스: 끝. 증기는 그만. 차, 꿀, 그리고 집으로. 자네 변호사가 차에서 얼어붙었겠어.</w:t>
-      </w:r>
-    </w:p>
-    <w:p>
-      <w:pPr>
-        <w:pStyle w:val="BodyText"/>
-      </w:pPr>
-      <w:r>
-        <w:t xml:space="preserve">알렉세이: 거기 있는 걸 아셨어요?</w:t>
-      </w:r>
-    </w:p>
-    <w:p>
-      <w:pPr>
-        <w:pStyle w:val="BodyText"/>
-      </w:pPr>
-      <w:r>
-        <w:t xml:space="preserve">보리스: 4시부터 알았어. 경비가 말해 주더군. 변호사를 데려온 건 잘했어. 차에 두고 온 것도 잘했고. 그것도 답이었어. 데려온 건 — 생각한다는 뜻. 두고 온 건 — 믿는다는 뜻.</w:t>
+        <w:t xml:space="preserve">레프: 두 번째 증기가 제일 뜨거워요. 거기서 보리스가 핵심 질문을 하죠.</w:t>
+      </w:r>
+    </w:p>
+    <w:p>
+      <w:pPr>
+        <w:pStyle w:val="BodyText"/>
+      </w:pPr>
+      <w:r>
+        <w:t xml:space="preserve">알렉세이: 어떤 질문이요? 벌써 긴장되기 시작하네요.</w:t>
+      </w:r>
+    </w:p>
+    <w:p>
+      <w:pPr>
+        <w:pStyle w:val="BodyText"/>
+      </w:pPr>
+      <w:r>
+        <w:t xml:space="preserve">보리스: 이런 거야. 내가 자네한테 4천만을 줘. 1년 뒤에 「내가 말한 대로 해」라고 해. 계약대로가 아니라 — 인간적으로. 자넨 어떻게 할 건가? 바로 대답해, 오래 생각하지 말고. 어차피 서두르는 사람이잖나.</w:t>
+      </w:r>
+    </w:p>
+    <w:p>
+      <w:pPr>
+        <w:pStyle w:val="BodyText"/>
+      </w:pPr>
+      <w:r>
+        <w:t xml:space="preserve">알렉세이: 모든 결정은 셋이서 한다고 적힌 9조를 보여 드릴 거예요. 그리고 문 위의 판지도요.</w:t>
+      </w:r>
+    </w:p>
+    <w:p>
+      <w:pPr>
+        <w:pStyle w:val="BodyText"/>
+      </w:pPr>
+      <w:r>
+        <w:t xml:space="preserve">보리스: 내가 「판지 따위 상관없어, 난 지분 20퍼센트야」라고 하면?</w:t>
+      </w:r>
+    </w:p>
+    <w:p>
+      <w:pPr>
+        <w:pStyle w:val="BodyText"/>
+      </w:pPr>
+      <w:r>
+        <w:t xml:space="preserve">알렉세이: 그럼 「안 됩니다」라고 할 거예요. 이리나 세르게예브나도, 올가 페트로브나도 「안 된다」고 할 거고요. 우리는 세 표예요. 회장님은 돈과 조언과 우리의 존경을 갖게 되시겠지만, 판지에 반대하는 표는 아니에요. 우리 계약서에 그렇게 적혀 있으니까요.</w:t>
+      </w:r>
+    </w:p>
+    <w:p>
+      <w:pPr>
+        <w:pStyle w:val="BodyText"/>
+      </w:pPr>
+      <w:r>
+        <w:t xml:space="preserve">보리스: 자넨 빗자루 든 벌거벗은 노인한테, 그 노인의 바냐에서, 4천만 앞에서 「안 된다」고 하는 거야.</w:t>
+      </w:r>
+    </w:p>
+    <w:p>
+      <w:pPr>
+        <w:pStyle w:val="BodyText"/>
+      </w:pPr>
+      <w:r>
+        <w:t xml:space="preserve">알렉세이: 하죠. 맨정신이길 원하신 건 회장님이잖아요.</w:t>
+      </w:r>
+    </w:p>
+    <w:p>
+      <w:pPr>
+        <w:pStyle w:val="BodyText"/>
+      </w:pPr>
+      <w:r>
+        <w:t xml:space="preserve">보리스: 하! 레프, 이 친구가 방금 나한테 한 말 들었나?</w:t>
+      </w:r>
+    </w:p>
+    <w:p>
+      <w:pPr>
+        <w:pStyle w:val="BodyText"/>
+      </w:pPr>
+      <w:r>
+        <w:t xml:space="preserve">레프: 들었어. 벨로바가 미리 말했지: 「필요하면 «안 된다»고 할 사람이에요. 무서워도요」.</w:t>
+      </w:r>
+    </w:p>
+    <w:p>
+      <w:pPr>
+        <w:pStyle w:val="BodyText"/>
+      </w:pPr>
+      <w:r>
+        <w:t xml:space="preserve">보리스: 98년의 그 파트너는 나한테 한 번도 「안 된다」고 한 적이 없어. 12년 동안 — 오로지 「그래, 보랴」. 그리고 — 키프로스. 알겠나? 바냐에서 「안 된다」고 못 하는 사람은 언젠가 그걸 은행으로 말해. 말없이.</w:t>
+      </w:r>
+    </w:p>
+    <w:p>
+      <w:pPr>
+        <w:pStyle w:val="BodyText"/>
+      </w:pPr>
+      <w:r>
+        <w:t xml:space="preserve">알렉세이: 은행으로요? 무슨 뜻인지 잘 모르겠어요.</w:t>
+      </w:r>
+    </w:p>
+    <w:p>
+      <w:pPr>
+        <w:pStyle w:val="BodyText"/>
+      </w:pPr>
+      <w:r>
+        <w:t xml:space="preserve">보리스: 키프로스로 돈을 보내는 걸로, 말없이. 그래서 나한텐 「안 된다」를 소리 내 말하는 파트너가 필요해.</w:t>
+      </w:r>
+    </w:p>
+    <w:p>
+      <w:pPr>
+        <w:pStyle w:val="BodyText"/>
+      </w:pPr>
+      <w:r>
+        <w:t xml:space="preserve">알렉세이: 그럼 제가 맞네요. 저는 2년째 「안 된다」를 소리 내서 말하고 있어요: 은행, 펀드, 스타스, 볼코프한테요.</w:t>
+      </w:r>
+    </w:p>
+    <w:p>
+      <w:pPr>
+        <w:pStyle w:val="BodyText"/>
+      </w:pPr>
+      <w:r>
+        <w:t xml:space="preserve">보리스: 그리고 지금 나한테도. 좋아. 볼코프 건은 결정했어: 그쪽엔 안 들어가고, 자네 쪽에 들어가겠네.</w:t>
+      </w:r>
+    </w:p>
+    <w:p>
+      <w:pPr>
+        <w:pStyle w:val="BodyText"/>
+      </w:pPr>
+      <w:r>
+        <w:t xml:space="preserve">알렉세이: 감사합니다, 보리스 이고레비치. 잊지 않을게요.</w:t>
+      </w:r>
+    </w:p>
+    <w:p>
+      <w:pPr>
+        <w:pStyle w:val="BodyText"/>
+      </w:pPr>
+      <w:r>
+        <w:t xml:space="preserve">보리스: 감사는 서두르지 마. 조건은 월요일에 서면으로, 레프를 통해서 보낼 거야. 그중 하나는 자네 마음에 안 들 거야. 하지만 지금처럼 나한테 「안 된다」고 하겠지. 그러면 내가 자넬 잘못 보지 않았다는 걸 알게 될 거야.</w:t>
+      </w:r>
+    </w:p>
+    <w:p>
+      <w:pPr>
+        <w:pStyle w:val="BodyText"/>
+      </w:pPr>
+      <w:r>
+        <w:t xml:space="preserve">알렉세이: 회장님 조건에 제가 「안 된다」고 하길 원하시는 거예요?</w:t>
+      </w:r>
+    </w:p>
+    <w:p>
+      <w:pPr>
+        <w:pStyle w:val="BodyText"/>
+      </w:pPr>
+      <w:r>
+        <w:t xml:space="preserve">보리스: 자네가 그렇게 말할지 알고 싶은 거야. 나머진 종이지, 그리고 종이는 무엇이든 참지. 이거 미로노바가 하는 말 아닌가?</w:t>
+      </w:r>
+    </w:p>
+    <w:p>
+      <w:pPr>
+        <w:pStyle w:val="BodyText"/>
+      </w:pPr>
+      <w:r>
+        <w:t xml:space="preserve">레프: 미로노바야. 12년 전에 나자로바한테 거절당한 뒤에 만든 말이지.</w:t>
+      </w:r>
+    </w:p>
+    <w:p>
+      <w:pPr>
+        <w:pStyle w:val="BodyText"/>
+      </w:pPr>
+      <w:r>
+        <w:t xml:space="preserve">알렉세이: 레프 마르코비치, 저희에 대해 모르는 게 없으신 것 같네요.</w:t>
+      </w:r>
+    </w:p>
+    <w:p>
+      <w:pPr>
+        <w:pStyle w:val="BodyText"/>
+      </w:pPr>
+      <w:r>
+        <w:t xml:space="preserve">레프: 난 모두에 대해 다 알아요, 그게 내 일이니까. 그래서 말을 이렇게 아끼는 거고요.</w:t>
+      </w:r>
+    </w:p>
+    <w:p>
+      <w:pPr>
+        <w:pStyle w:val="BodyText"/>
+      </w:pPr>
+      <w:r>
+        <w:t xml:space="preserve">보리스: 자, 증기는 그만. 차, 꿀, 그리고 집에 가. 안 그러면 자네 변호사가 차에서 꽁꽁 얼겠어.</w:t>
+      </w:r>
+    </w:p>
+    <w:p>
+      <w:pPr>
+        <w:pStyle w:val="BodyText"/>
+      </w:pPr>
+      <w:r>
+        <w:t xml:space="preserve">알렉세이: 거기 앉아 있는 걸 알고 계셨어요?</w:t>
+      </w:r>
+    </w:p>
+    <w:p>
+      <w:pPr>
+        <w:pStyle w:val="BodyText"/>
+      </w:pPr>
+      <w:r>
+        <w:t xml:space="preserve">보리스: 4시부터 알았지, 경비가 말해 줬어. 변호사를 데려온 것도, 차에 두고 온 것도 잘했어. 그것도 대답이었지. 데려온다는 건 — 생각한다는 거고. 두고 온다는 건 — 믿는다는 거야. 그리고 나한텐 둘 다 필요해.</w:t>
       </w:r>
     </w:p>
     <w:bookmarkEnd w:id="36"/>
@@ -4521,119 +4521,119 @@
         <w:pStyle w:val="FirstParagraph"/>
       </w:pPr>
       <w:r>
-        <w:t xml:space="preserve">자이체프: 6시 20분. 6시라고 약속하셨잖아요. 뭘 서명했어요?</w:t>
-      </w:r>
-    </w:p>
-    <w:p>
-      <w:pPr>
-        <w:pStyle w:val="BodyText"/>
-      </w:pPr>
-      <w:r>
-        <w:t xml:space="preserve">알렉세이: 아무것도요. 빗자루만요. 보리스 이고레비치가 주셨어요. 참나무. 직접 엮으셨대요.</w:t>
-      </w:r>
-    </w:p>
-    <w:p>
-      <w:pPr>
-        <w:pStyle w:val="BodyText"/>
-      </w:pPr>
-      <w:r>
-        <w:t xml:space="preserve">자이체프: 빗자루는 법률 문서가 아니죠. 모스크바에선 더한 것도 봤지만.</w:t>
-      </w:r>
-    </w:p>
-    <w:p>
-      <w:pPr>
-        <w:pStyle w:val="BodyText"/>
-      </w:pPr>
-      <w:r>
-        <w:t xml:space="preserve">알렉세이: 조건은 — 월요일. 서면으로. 레프 마르코비치를 통해. 하나는 제 마음에 안 들 거래요.</w:t>
-      </w:r>
-    </w:p>
-    <w:p>
-      <w:pPr>
-        <w:pStyle w:val="BodyText"/>
-      </w:pPr>
-      <w:r>
-        <w:t xml:space="preserve">자이체프: 조카.</w:t>
-      </w:r>
-    </w:p>
-    <w:p>
-      <w:pPr>
-        <w:pStyle w:val="BodyText"/>
-      </w:pPr>
-      <w:r>
-        <w:t xml:space="preserve">알렉세이: 당신도 알아요?</w:t>
-      </w:r>
-    </w:p>
-    <w:p>
-      <w:pPr>
-        <w:pStyle w:val="BodyText"/>
-      </w:pPr>
-      <w:r>
-        <w:t xml:space="preserve">자이체프: 바냐에선 늘 조카 얘기를 하죠. 그리고 서류엔 나중에 「사업 개발 이사」라고 쓰고요.</w:t>
-      </w:r>
-    </w:p>
-    <w:p>
-      <w:pPr>
-        <w:pStyle w:val="BodyText"/>
-      </w:pPr>
-      <w:r>
-        <w:t xml:space="preserve">알렉세이: 이리나한테 전화할게요. 이리나? 스피커예요. 아르툠이 옆에 있어요.</w:t>
-      </w:r>
-    </w:p>
-    <w:p>
-      <w:pPr>
-        <w:pStyle w:val="BodyText"/>
-      </w:pPr>
-      <w:r>
-        <w:t xml:space="preserve">이리나: 어때요? 살아 있어요?</w:t>
-      </w:r>
-    </w:p>
-    <w:p>
-      <w:pPr>
-        <w:pStyle w:val="BodyText"/>
-      </w:pPr>
-      <w:r>
-        <w:t xml:space="preserve">알렉세이: 살아 있어요. 볼코프가 란스코이한테 전화했대요. 우리한테 안 들어오면 「세베르나야 파르마」 지분을 주겠다고요.</w:t>
-      </w:r>
-    </w:p>
-    <w:p>
-      <w:pPr>
-        <w:pStyle w:val="BodyText"/>
-      </w:pPr>
-      <w:r>
-        <w:t xml:space="preserve">이리나: 그래서요?</w:t>
-      </w:r>
-    </w:p>
-    <w:p>
-      <w:pPr>
-        <w:pStyle w:val="BodyText"/>
-      </w:pPr>
-      <w:r>
-        <w:t xml:space="preserve">알렉세이: 볼코프한텐 「생각해 보겠다」고 했대요. 저한텐 — 「자네한테 들어가지」. 그리고 조건 하나는 — 불편하대요.</w:t>
-      </w:r>
-    </w:p>
-    <w:p>
-      <w:pPr>
-        <w:pStyle w:val="BodyText"/>
-      </w:pPr>
-      <w:r>
-        <w:t xml:space="preserve">올가: 나도 스피커로 듣고 있어요. 그럼 조건은 이미 있는 거네요. 그리고 그건 — 키릴 얘기예요.</w:t>
-      </w:r>
-    </w:p>
-    <w:p>
-      <w:pPr>
-        <w:pStyle w:val="BodyText"/>
-      </w:pPr>
-      <w:r>
-        <w:t xml:space="preserve">알렉세이: 다들 저보다 많이 아시네요.</w:t>
-      </w:r>
-    </w:p>
-    <w:p>
-      <w:pPr>
-        <w:pStyle w:val="BodyText"/>
-      </w:pPr>
-      <w:r>
-        <w:t xml:space="preserve">올가: 아는 게 아니에요. 계산하는 거예요. 남의 다차에서 「의료」를 두 번 말하는 사람은 — 계약서의 한 조항이에요. 「아니요」를 준비해요, 알렉세이 니콜라예비치. 정중한. 하지만 「아니요」. 본론으로 갑시다: 월요일 9시, 레프 마르코비치의 서류.</w:t>
+        <w:t xml:space="preserve">자이체프: 6시 20분이에요, 6시라고 약속하셨잖아요. 뭘 서명했어요?</w:t>
+      </w:r>
+    </w:p>
+    <w:p>
+      <w:pPr>
+        <w:pStyle w:val="BodyText"/>
+      </w:pPr>
+      <w:r>
+        <w:t xml:space="preserve">알렉세이: 아무것도요, 빗자루만 받았어요. 보리스 이고레비치가 주셨어요, 참나무로 직접 엮으신 거예요.</w:t>
+      </w:r>
+    </w:p>
+    <w:p>
+      <w:pPr>
+        <w:pStyle w:val="BodyText"/>
+      </w:pPr>
+      <w:r>
+        <w:t xml:space="preserve">자이체프: 빗자루는 법적 문서가 아니에요. 모스크바에선 이보다 더한 것도 봤지만요.</w:t>
+      </w:r>
+    </w:p>
+    <w:p>
+      <w:pPr>
+        <w:pStyle w:val="BodyText"/>
+      </w:pPr>
+      <w:r>
+        <w:t xml:space="preserve">알렉세이: 조건은 월요일에 서면으로, 레프 마르코비치를 통해서 온대요. 그리고 하나는 제 마음에 안 들 거래요.</w:t>
+      </w:r>
+    </w:p>
+    <w:p>
+      <w:pPr>
+        <w:pStyle w:val="BodyText"/>
+      </w:pPr>
+      <w:r>
+        <w:t xml:space="preserve">자이체프: 제가 그 조건을 맞혀 볼게요: 조카.</w:t>
+      </w:r>
+    </w:p>
+    <w:p>
+      <w:pPr>
+        <w:pStyle w:val="BodyText"/>
+      </w:pPr>
+      <w:r>
+        <w:t xml:space="preserve">알렉세이: 당신도 알아요? 대체 어떻게요?</w:t>
+      </w:r>
+    </w:p>
+    <w:p>
+      <w:pPr>
+        <w:pStyle w:val="BodyText"/>
+      </w:pPr>
+      <w:r>
+        <w:t xml:space="preserve">자이체프: 바냐에선 늘 조카 얘기를 해요. 그리고 나중에 서류엔 「개발 이사」라고 쓰죠.</w:t>
+      </w:r>
+    </w:p>
+    <w:p>
+      <w:pPr>
+        <w:pStyle w:val="BodyText"/>
+      </w:pPr>
+      <w:r>
+        <w:t xml:space="preserve">알렉세이: 이리나한테 전화할게요. 이리나? 스피커폰이고, 아르툠이 옆에 있어요.</w:t>
+      </w:r>
+    </w:p>
+    <w:p>
+      <w:pPr>
+        <w:pStyle w:val="BodyText"/>
+      </w:pPr>
+      <w:r>
+        <w:t xml:space="preserve">이리나: 그래서 어떻게 됐어요? 살아는 있는 거죠?</w:t>
+      </w:r>
+    </w:p>
+    <w:p>
+      <w:pPr>
+        <w:pStyle w:val="BodyText"/>
+      </w:pPr>
+      <w:r>
+        <w:t xml:space="preserve">알렉세이: 살아 있어요. 볼코프가 란스코이한테 전화해서, 우리 쪽에 안 들어오면 「세베르나야 파르마」 지분을 주겠다고 했대요.</w:t>
+      </w:r>
+    </w:p>
+    <w:p>
+      <w:pPr>
+        <w:pStyle w:val="BodyText"/>
+      </w:pPr>
+      <w:r>
+        <w:t xml:space="preserve">이리나: 보리스 이고레비치는 뭐라고 했어요?</w:t>
+      </w:r>
+    </w:p>
+    <w:p>
+      <w:pPr>
+        <w:pStyle w:val="BodyText"/>
+      </w:pPr>
+      <w:r>
+        <w:t xml:space="preserve">알렉세이: 볼코프한텐 「생각해 보겠다」고 했고, 저한텐 「자네 쪽에 들어가겠다」고 했어요. 하지만 조건이 하나 있는데, 불편한 거래요.</w:t>
+      </w:r>
+    </w:p>
+    <w:p>
+      <w:pPr>
+        <w:pStyle w:val="BodyText"/>
+      </w:pPr>
+      <w:r>
+        <w:t xml:space="preserve">올가: 나도 스피커폰으로 듣고 있어요. 그럼 조건은 이미 있는 거고, 키릴 얘기네요.</w:t>
+      </w:r>
+    </w:p>
+    <w:p>
+      <w:pPr>
+        <w:pStyle w:val="BodyText"/>
+      </w:pPr>
+      <w:r>
+        <w:t xml:space="preserve">알렉세이: 다들 저보다 많이 아시는 것 같아요.</w:t>
+      </w:r>
+    </w:p>
+    <w:p>
+      <w:pPr>
+        <w:pStyle w:val="BodyText"/>
+      </w:pPr>
+      <w:r>
+        <w:t xml:space="preserve">올가: 아는 게 아니라 계산하는 거예요. 남의 다차에서 「의료」를 두 번 말하는 사람은 계약서의 한 조항이에요. 「안 된다」를 준비하세요, 알렉세이 니콜라예비치. 정중하게. 하지만 「안 된다」로요. 본론으로 갑시다: 월요일 아침 9시, 레프 마르코비치의 서류.</w:t>
       </w:r>
     </w:p>
     <w:bookmarkEnd w:id="37"/>
